--- a/3.2 SETS Relations PYQ Mains(NUM).docx.docx
+++ b/3.2 SETS Relations PYQ Mains(NUM).docx.docx
@@ -3,39 +3,6 @@
 <w:document xmlns:ve="http://schemas.openxmlformats.org/markup-compatibility/2006" xmlns:o="urn:schemas-microsoft-com:office:office" xmlns:r="http://schemas.openxmlformats.org/officeDocument/2006/relationships" xmlns:m="http://schemas.openxmlformats.org/officeDocument/2006/math" xmlns:v="urn:schemas-microsoft-com:vml" xmlns:wp="http://schemas.openxmlformats.org/drawingml/2006/wordprocessingDrawing" xmlns:w10="urn:schemas-microsoft-com:office:word" xmlns:w="http://schemas.openxmlformats.org/wordprocessingml/2006/main" xmlns:wne="http://schemas.microsoft.com/office/word/2006/wordml">
   <w:body>
     <w:p>
-      <w:r>
-        <w:tab/>
-      </w:r>
-      <w:r>
-        <w:tab/>
-      </w:r>
-      <w:r>
-        <w:tab/>
-      </w:r>
-      <w:r>
-        <w:tab/>
-      </w:r>
-      <w:r>
-        <w:tab/>
-      </w:r>
-      <w:r>
-        <w:tab/>
-      </w:r>
-      <w:r>
-        <w:tab/>
-      </w:r>
-      <w:r>
-        <w:tab/>
-      </w:r>
-      <w:r>
-        <w:tab/>
-      </w:r>
-      <w:r>
-        <w:tab/>
-      </w:r>
-      <w:r>
-        <w:tab/>
-      </w:r>
       <w:r>
         <w:pict>
           <v:shapetype id="_x0000_t136" coordsize="21600,21600" o:spt="136" adj="10800" path="m@7,l@8,m@5,21600l@6,21600e">
@@ -62,6 +29,129 @@
             </v:handles>
             <o:lock v:ext="edit" text="t" shapetype="t"/>
           </v:shapetype>
+          <v:shape id="_x0000_i1126" type="#_x0000_t136" style="width:476.5pt;height:81.5pt" fillcolor="#06c" strokecolor="#9cf" strokeweight="1.5pt">
+            <v:shadow on="t" color="#900"/>
+            <v:textpath style="font-family:&quot;Impact&quot;;v-text-kern:t" trim="t" fitpath="t" string="Previous Year Questions"/>
+          </v:shape>
+        </w:pict>
+      </w:r>
+    </w:p>
+    <w:p/>
+    <w:p>
+      <w:r>
+        <w:pict>
+          <v:shape id="_x0000_i1127" type="#_x0000_t136" style="width:110.5pt;height:23.5pt">
+            <v:fill colors="0 #cbcbcb;8520f #5f5f5f;13763f #5f5f5f;41288f white;43909f #b2b2b2;45220f #292929;53740f #777;1 #eaeaea" method="none" focus="100%" type="gradient"/>
+            <v:shadow color="#868686"/>
+            <o:extrusion v:ext="view" specularity="80000f" diffusity="43712f" backdepth="18pt" color="white" on="t" metal="t" viewpoint="-34.72222mm" viewpointorigin="-.5" skewangle="-45" brightness="10000f" lightposition="0,-50000" lightlevel="44000f" lightposition2="0,50000" lightlevel2="24000f" type="perspective"/>
+            <v:textpath style="font-family:&quot;Times New Roman&quot;;font-size:20pt;v-text-kern:t" trim="t" fitpath="t" string="Numeric (Mains)"/>
+          </v:shape>
+        </w:pict>
+      </w:r>
+      <w:r>
+        <w:tab/>
+      </w:r>
+      <w:r>
+        <w:tab/>
+      </w:r>
+      <w:r>
+        <w:tab/>
+      </w:r>
+      <w:r>
+        <w:tab/>
+      </w:r>
+      <w:r>
+        <w:tab/>
+      </w:r>
+      <w:r>
+        <w:tab/>
+      </w:r>
+      <w:r>
+        <w:tab/>
+      </w:r>
+      <w:r>
+        <w:tab/>
+      </w:r>
+      <w:r>
+        <w:tab/>
+      </w:r>
+      <w:r>
+        <w:tab/>
+      </w:r>
+      <w:r>
+        <w:tab/>
+      </w:r>
+      <w:r>
+        <w:tab/>
+      </w:r>
+      <w:r>
+        <w:tab/>
+      </w:r>
+      <w:r>
+        <w:tab/>
+      </w:r>
+      <w:r>
+        <w:tab/>
+      </w:r>
+      <w:r>
+        <w:tab/>
+      </w:r>
+      <w:r>
+        <w:tab/>
+      </w:r>
+      <w:r>
+        <w:tab/>
+      </w:r>
+      <w:r>
+        <w:tab/>
+      </w:r>
+      <w:r>
+        <w:tab/>
+      </w:r>
+      <w:r>
+        <w:tab/>
+      </w:r>
+      <w:r>
+        <w:tab/>
+      </w:r>
+      <w:r>
+        <w:tab/>
+      </w:r>
+      <w:r>
+        <w:tab/>
+      </w:r>
+      <w:r>
+        <w:tab/>
+      </w:r>
+      <w:r>
+        <w:tab/>
+      </w:r>
+      <w:r>
+        <w:tab/>
+      </w:r>
+      <w:r>
+        <w:tab/>
+      </w:r>
+      <w:r>
+        <w:tab/>
+      </w:r>
+      <w:r>
+        <w:tab/>
+      </w:r>
+      <w:r>
+        <w:tab/>
+      </w:r>
+      <w:r>
+        <w:tab/>
+      </w:r>
+      <w:r>
+        <w:tab/>
+      </w:r>
+      <w:r>
+        <w:tab/>
+      </w:r>
+      <w:r>
+        <w:pict>
           <v:shape id="_x0000_i1025" type="#_x0000_t136" style="width:48pt;height:25pt">
             <v:shadow color="#868686"/>
             <v:textpath style="font-family:&quot;Arial Black&quot;;font-size:18pt;v-text-kern:t" trim="t" fitpath="t" string="2026"/>
@@ -100,11 +190,19 @@
           <v:shape id="_x0000_i1026" type="#_x0000_t75" style="width:105pt;height:20.5pt" o:ole="">
             <v:imagedata r:id="rId5" o:title=""/>
           </v:shape>
-          <o:OLEObject Type="Embed" ProgID="Equation.DSMT4" ShapeID="_x0000_i1026" DrawAspect="Content" ObjectID="_1836493908" r:id="rId6"/>
-        </w:object>
-      </w:r>
-      <w:r>
-        <w:t>and the product of all elements of B is even } is __________.</w:t>
+          <o:OLEObject Type="Embed" ProgID="Equation.DSMT4" ShapeID="_x0000_i1026" DrawAspect="Content" ObjectID="_1836760021" r:id="rId6"/>
+        </w:object>
+      </w:r>
+      <w:r>
+        <w:t xml:space="preserve">and the product of all elements of B is </w:t>
+      </w:r>
+      <w:proofErr w:type="gramStart"/>
+      <w:r>
+        <w:t>even }</w:t>
+      </w:r>
+      <w:proofErr w:type="gramEnd"/>
+      <w:r>
+        <w:t xml:space="preserve"> is __________.</w:t>
       </w:r>
     </w:p>
     <w:p>
@@ -163,8 +261,18 @@
           <w:color w:val="121212"/>
           <w:shd w:val="clear" w:color="auto" w:fill="FFFFFF"/>
         </w:rPr>
-        <w:t>The number of relations on the set </w:t>
-      </w:r>
+        <w:t xml:space="preserve">The number of relations on the </w:t>
+      </w:r>
+      <w:proofErr w:type="gramStart"/>
+      <w:r>
+        <w:rPr>
+          <w:rFonts w:cstheme="minorHAnsi"/>
+          <w:color w:val="121212"/>
+          <w:shd w:val="clear" w:color="auto" w:fill="FFFFFF"/>
+        </w:rPr>
+        <w:t>set </w:t>
+      </w:r>
+      <w:proofErr w:type="gramEnd"/>
       <w:r>
         <w:rPr>
           <w:rFonts w:cstheme="minorHAnsi"/>
@@ -176,7 +284,7 @@
           <v:shape id="_x0000_i1028" type="#_x0000_t75" style="width:57pt;height:20.5pt" o:ole="">
             <v:imagedata r:id="rId7" o:title=""/>
           </v:shape>
-          <o:OLEObject Type="Embed" ProgID="Equation.DSMT4" ShapeID="_x0000_i1028" DrawAspect="Content" ObjectID="_1836493909" r:id="rId8"/>
+          <o:OLEObject Type="Embed" ProgID="Equation.DSMT4" ShapeID="_x0000_i1028" DrawAspect="Content" ObjectID="_1836760022" r:id="rId8"/>
         </w:object>
       </w:r>
       <w:r>
@@ -198,7 +306,7 @@
           <v:shape id="_x0000_i1029" type="#_x0000_t75" style="width:27pt;height:20.5pt" o:ole="">
             <v:imagedata r:id="rId9" o:title=""/>
           </v:shape>
-          <o:OLEObject Type="Embed" ProgID="Equation.DSMT4" ShapeID="_x0000_i1029" DrawAspect="Content" ObjectID="_1836493910" r:id="rId10"/>
+          <o:OLEObject Type="Embed" ProgID="Equation.DSMT4" ShapeID="_x0000_i1029" DrawAspect="Content" ObjectID="_1836760023" r:id="rId10"/>
         </w:object>
       </w:r>
       <w:r>
@@ -236,7 +344,7 @@
           <v:shape id="_x0000_i1030" type="#_x0000_t75" style="width:31pt;height:15.5pt" o:ole="">
             <v:imagedata r:id="rId11" o:title=""/>
           </v:shape>
-          <o:OLEObject Type="Embed" ProgID="Equation.DSMT4" ShapeID="_x0000_i1030" DrawAspect="Content" ObjectID="_1836493911" r:id="rId12"/>
+          <o:OLEObject Type="Embed" ProgID="Equation.DSMT4" ShapeID="_x0000_i1030" DrawAspect="Content" ObjectID="_1836760024" r:id="rId12"/>
         </w:object>
       </w:r>
       <w:r>
@@ -266,7 +374,7 @@
           <v:shape id="_x0000_i1031" type="#_x0000_t75" style="width:14.5pt;height:18pt" o:ole="">
             <v:imagedata r:id="rId13" o:title=""/>
           </v:shape>
-          <o:OLEObject Type="Embed" ProgID="Equation.DSMT4" ShapeID="_x0000_i1031" DrawAspect="Content" ObjectID="_1836493912" r:id="rId14"/>
+          <o:OLEObject Type="Embed" ProgID="Equation.DSMT4" ShapeID="_x0000_i1031" DrawAspect="Content" ObjectID="_1836760025" r:id="rId14"/>
         </w:object>
       </w:r>
       <w:r>
@@ -296,17 +404,27 @@
           <v:shape id="_x0000_i1032" type="#_x0000_t75" style="width:54pt;height:20.5pt" o:ole="">
             <v:imagedata r:id="rId15" o:title=""/>
           </v:shape>
-          <o:OLEObject Type="Embed" ProgID="Equation.DSMT4" ShapeID="_x0000_i1032" DrawAspect="Content" ObjectID="_1836493913" r:id="rId16"/>
-        </w:object>
-      </w:r>
-      <w:r>
-        <w:rPr>
-          <w:rFonts w:cstheme="minorHAnsi"/>
-          <w:color w:val="121212"/>
-          <w:shd w:val="clear" w:color="auto" w:fill="FFFFFF"/>
-        </w:rPr>
-        <w:t>  with no two consecutive numbers. For example </w:t>
-      </w:r>
+          <o:OLEObject Type="Embed" ProgID="Equation.DSMT4" ShapeID="_x0000_i1032" DrawAspect="Content" ObjectID="_1836760026" r:id="rId16"/>
+        </w:object>
+      </w:r>
+      <w:r>
+        <w:rPr>
+          <w:rFonts w:cstheme="minorHAnsi"/>
+          <w:color w:val="121212"/>
+          <w:shd w:val="clear" w:color="auto" w:fill="FFFFFF"/>
+        </w:rPr>
+        <w:t xml:space="preserve">  with no two consecutive numbers. For </w:t>
+      </w:r>
+      <w:proofErr w:type="gramStart"/>
+      <w:r>
+        <w:rPr>
+          <w:rFonts w:cstheme="minorHAnsi"/>
+          <w:color w:val="121212"/>
+          <w:shd w:val="clear" w:color="auto" w:fill="FFFFFF"/>
+        </w:rPr>
+        <w:t>example </w:t>
+      </w:r>
+      <w:proofErr w:type="gramEnd"/>
       <w:r>
         <w:rPr>
           <w:rFonts w:cstheme="minorHAnsi"/>
@@ -318,7 +436,7 @@
           <v:shape id="_x0000_i1033" type="#_x0000_t75" style="width:58pt;height:20.5pt" o:ole="">
             <v:imagedata r:id="rId17" o:title=""/>
           </v:shape>
-          <o:OLEObject Type="Embed" ProgID="Equation.DSMT4" ShapeID="_x0000_i1033" DrawAspect="Content" ObjectID="_1836493914" r:id="rId18"/>
+          <o:OLEObject Type="Embed" ProgID="Equation.DSMT4" ShapeID="_x0000_i1033" DrawAspect="Content" ObjectID="_1836760027" r:id="rId18"/>
         </w:object>
       </w:r>
       <w:r>
@@ -348,16 +466,25 @@
           <v:shape id="_x0000_i1034" type="#_x0000_t75" style="width:59pt;height:20.5pt" o:ole="">
             <v:imagedata r:id="rId19" o:title=""/>
           </v:shape>
-          <o:OLEObject Type="Embed" ProgID="Equation.DSMT4" ShapeID="_x0000_i1034" DrawAspect="Content" ObjectID="_1836493915" r:id="rId20"/>
-        </w:object>
-      </w:r>
-      <w:r>
-        <w:rPr>
-          <w:rFonts w:cstheme="minorHAnsi"/>
-          <w:color w:val="121212"/>
-          <w:shd w:val="clear" w:color="auto" w:fill="FFFFFF"/>
-        </w:rPr>
-        <w:t> . Then </w:t>
+          <o:OLEObject Type="Embed" ProgID="Equation.DSMT4" ShapeID="_x0000_i1034" DrawAspect="Content" ObjectID="_1836760028" r:id="rId20"/>
+        </w:object>
+      </w:r>
+      <w:r>
+        <w:rPr>
+          <w:rFonts w:cstheme="minorHAnsi"/>
+          <w:color w:val="121212"/>
+          <w:shd w:val="clear" w:color="auto" w:fill="FFFFFF"/>
+        </w:rPr>
+        <w:t xml:space="preserve"> . </w:t>
+      </w:r>
+      <w:proofErr w:type="gramStart"/>
+      <w:r>
+        <w:rPr>
+          <w:rFonts w:cstheme="minorHAnsi"/>
+          <w:color w:val="121212"/>
+          <w:shd w:val="clear" w:color="auto" w:fill="FFFFFF"/>
+        </w:rPr>
+        <w:t>Then </w:t>
       </w:r>
       <w:r>
         <w:rPr>
@@ -370,7 +497,7 @@
           <v:shape id="_x0000_i1035" type="#_x0000_t75" style="width:32pt;height:20.5pt" o:ole="">
             <v:imagedata r:id="rId21" o:title=""/>
           </v:shape>
-          <o:OLEObject Type="Embed" ProgID="Equation.DSMT4" ShapeID="_x0000_i1035" DrawAspect="Content" ObjectID="_1836493916" r:id="rId22"/>
+          <o:OLEObject Type="Embed" ProgID="Equation.DSMT4" ShapeID="_x0000_i1035" DrawAspect="Content" ObjectID="_1836760029" r:id="rId22"/>
         </w:object>
       </w:r>
       <w:r>
@@ -384,6 +511,7 @@
       <w:r>
         <w:t>__________.</w:t>
       </w:r>
+      <w:proofErr w:type="gramEnd"/>
     </w:p>
     <w:p>
       <w:r>
@@ -408,17 +536,27 @@
           <v:shape id="_x0000_i1036" type="#_x0000_t75" style="width:98.5pt;height:20.5pt" o:ole="">
             <v:imagedata r:id="rId23" o:title=""/>
           </v:shape>
-          <o:OLEObject Type="Embed" ProgID="Equation.DSMT4" ShapeID="_x0000_i1036" DrawAspect="Content" ObjectID="_1836493917" r:id="rId24"/>
-        </w:object>
-      </w:r>
-      <w:r>
-        <w:rPr>
-          <w:rFonts w:cstheme="minorHAnsi"/>
-          <w:color w:val="121212"/>
-          <w:shd w:val="clear" w:color="auto" w:fill="FFFFFF"/>
-        </w:rPr>
-        <w:t> be the set of first ten prime numbers. Let </w:t>
-      </w:r>
+          <o:OLEObject Type="Embed" ProgID="Equation.DSMT4" ShapeID="_x0000_i1036" DrawAspect="Content" ObjectID="_1836760030" r:id="rId24"/>
+        </w:object>
+      </w:r>
+      <w:r>
+        <w:rPr>
+          <w:rFonts w:cstheme="minorHAnsi"/>
+          <w:color w:val="121212"/>
+          <w:shd w:val="clear" w:color="auto" w:fill="FFFFFF"/>
+        </w:rPr>
+        <w:t xml:space="preserve"> be the set of first ten prime numbers. </w:t>
+      </w:r>
+      <w:proofErr w:type="gramStart"/>
+      <w:r>
+        <w:rPr>
+          <w:rFonts w:cstheme="minorHAnsi"/>
+          <w:color w:val="121212"/>
+          <w:shd w:val="clear" w:color="auto" w:fill="FFFFFF"/>
+        </w:rPr>
+        <w:t>Let </w:t>
+      </w:r>
+      <w:proofErr w:type="gramEnd"/>
       <w:r>
         <w:rPr>
           <w:rFonts w:cstheme="minorHAnsi"/>
@@ -430,7 +568,7 @@
           <v:shape id="_x0000_i1037" type="#_x0000_t75" style="width:51.5pt;height:14.5pt" o:ole="">
             <v:imagedata r:id="rId25" o:title=""/>
           </v:shape>
-          <o:OLEObject Type="Embed" ProgID="Equation.DSMT4" ShapeID="_x0000_i1037" DrawAspect="Content" ObjectID="_1836493918" r:id="rId26"/>
+          <o:OLEObject Type="Embed" ProgID="Equation.DSMT4" ShapeID="_x0000_i1037" DrawAspect="Content" ObjectID="_1836760031" r:id="rId26"/>
         </w:object>
       </w:r>
       <w:r>
@@ -479,8 +617,18 @@
           <w:color w:val="121212"/>
           <w:shd w:val="clear" w:color="auto" w:fill="FFFFFF"/>
         </w:rPr>
-        <w:t xml:space="preserve"> number of all ordered pairs </w:t>
-      </w:r>
+        <w:t xml:space="preserve"> number of all ordered </w:t>
+      </w:r>
+      <w:proofErr w:type="gramStart"/>
+      <w:r>
+        <w:rPr>
+          <w:rFonts w:cstheme="minorHAnsi"/>
+          <w:color w:val="121212"/>
+          <w:shd w:val="clear" w:color="auto" w:fill="FFFFFF"/>
+        </w:rPr>
+        <w:t>pairs </w:t>
+      </w:r>
+      <w:proofErr w:type="gramEnd"/>
       <w:r>
         <w:rPr>
           <w:rFonts w:cstheme="minorHAnsi"/>
@@ -492,7 +640,7 @@
           <v:shape id="_x0000_i1038" type="#_x0000_t75" style="width:61pt;height:20pt" o:ole="">
             <v:imagedata r:id="rId27" o:title=""/>
           </v:shape>
-          <o:OLEObject Type="Embed" ProgID="Equation.DSMT4" ShapeID="_x0000_i1038" DrawAspect="Content" ObjectID="_1836493919" r:id="rId28"/>
+          <o:OLEObject Type="Embed" ProgID="Equation.DSMT4" ShapeID="_x0000_i1038" DrawAspect="Content" ObjectID="_1836760032" r:id="rId28"/>
         </w:object>
       </w:r>
       <w:r>
@@ -514,7 +662,7 @@
           <v:shape id="_x0000_i1039" type="#_x0000_t75" style="width:33pt;height:16pt" o:ole="">
             <v:imagedata r:id="rId29" o:title=""/>
           </v:shape>
-          <o:OLEObject Type="Embed" ProgID="Equation.DSMT4" ShapeID="_x0000_i1039" DrawAspect="Content" ObjectID="_1836493920" r:id="rId30"/>
+          <o:OLEObject Type="Embed" ProgID="Equation.DSMT4" ShapeID="_x0000_i1039" DrawAspect="Content" ObjectID="_1836760033" r:id="rId30"/>
         </w:object>
       </w:r>
       <w:r>
@@ -578,6 +726,7 @@
         </w:rPr>
         <w:t xml:space="preserve">Q4: </w:t>
       </w:r>
+      <w:proofErr w:type="gramStart"/>
       <w:r>
         <w:rPr>
           <w:rFonts w:cstheme="minorHAnsi"/>
@@ -586,6 +735,7 @@
         </w:rPr>
         <w:t>Let </w:t>
       </w:r>
+      <w:proofErr w:type="gramEnd"/>
       <w:r>
         <w:rPr>
           <w:rFonts w:cstheme="minorHAnsi"/>
@@ -597,7 +747,7 @@
           <v:shape id="_x0000_i1040" type="#_x0000_t75" style="width:56pt;height:16pt" o:ole="">
             <v:imagedata r:id="rId31" o:title=""/>
           </v:shape>
-          <o:OLEObject Type="Embed" ProgID="Equation.DSMT4" ShapeID="_x0000_i1040" DrawAspect="Content" ObjectID="_1836493921" r:id="rId32"/>
+          <o:OLEObject Type="Embed" ProgID="Equation.DSMT4" ShapeID="_x0000_i1040" DrawAspect="Content" ObjectID="_1836760034" r:id="rId32"/>
         </w:object>
       </w:r>
       <w:r>
@@ -635,16 +785,25 @@
           <v:shape id="_x0000_i1041" type="#_x0000_t75" style="width:27pt;height:20pt" o:ole="">
             <v:imagedata r:id="rId33" o:title=""/>
           </v:shape>
-          <o:OLEObject Type="Embed" ProgID="Equation.DSMT4" ShapeID="_x0000_i1041" DrawAspect="Content" ObjectID="_1836493922" r:id="rId34"/>
-        </w:object>
-      </w:r>
-      <w:r>
-        <w:rPr>
-          <w:rFonts w:cstheme="minorHAnsi"/>
-          <w:color w:val="121212"/>
-          <w:shd w:val="clear" w:color="auto" w:fill="FFFFFF"/>
-        </w:rPr>
-        <w:t> and</w:t>
+          <o:OLEObject Type="Embed" ProgID="Equation.DSMT4" ShapeID="_x0000_i1041" DrawAspect="Content" ObjectID="_1836760035" r:id="rId34"/>
+        </w:object>
+      </w:r>
+      <w:r>
+        <w:rPr>
+          <w:rFonts w:cstheme="minorHAnsi"/>
+          <w:color w:val="121212"/>
+          <w:shd w:val="clear" w:color="auto" w:fill="FFFFFF"/>
+        </w:rPr>
+        <w:t> </w:t>
+      </w:r>
+      <w:proofErr w:type="gramStart"/>
+      <w:r>
+        <w:rPr>
+          <w:rFonts w:cstheme="minorHAnsi"/>
+          <w:color w:val="121212"/>
+          <w:shd w:val="clear" w:color="auto" w:fill="FFFFFF"/>
+        </w:rPr>
+        <w:t>and</w:t>
       </w:r>
       <w:r>
         <w:rPr>
@@ -665,7 +824,7 @@
           <v:shape id="_x0000_i1042" type="#_x0000_t75" style="width:28pt;height:20pt" o:ole="">
             <v:imagedata r:id="rId35" o:title=""/>
           </v:shape>
-          <o:OLEObject Type="Embed" ProgID="Equation.DSMT4" ShapeID="_x0000_i1042" DrawAspect="Content" ObjectID="_1836493923" r:id="rId36"/>
+          <o:OLEObject Type="Embed" ProgID="Equation.DSMT4" ShapeID="_x0000_i1042" DrawAspect="Content" ObjectID="_1836760036" r:id="rId36"/>
         </w:object>
       </w:r>
       <w:r>
@@ -708,12 +867,22 @@
           <v:shape id="_x0000_i1044" type="#_x0000_t75" style="width:68pt;height:16pt" o:ole="">
             <v:imagedata r:id="rId37" o:title=""/>
           </v:shape>
-          <o:OLEObject Type="Embed" ProgID="Equation.DSMT4" ShapeID="_x0000_i1044" DrawAspect="Content" ObjectID="_1836493924" r:id="rId38"/>
-        </w:object>
-      </w:r>
-      <w:r>
-        <w:t xml:space="preserve"> and </w:t>
-      </w:r>
+          <o:OLEObject Type="Embed" ProgID="Equation.DSMT4" ShapeID="_x0000_i1044" DrawAspect="Content" ObjectID="_1836760037" r:id="rId38"/>
+        </w:object>
+      </w:r>
+      <w:r>
+        <w:t xml:space="preserve"> </w:t>
+      </w:r>
+      <w:proofErr w:type="spellStart"/>
+      <w:proofErr w:type="gramStart"/>
+      <w:r>
+        <w:t>and</w:t>
+      </w:r>
+      <w:proofErr w:type="spellEnd"/>
+      <w:r>
+        <w:t xml:space="preserve"> </w:t>
+      </w:r>
+      <w:proofErr w:type="gramEnd"/>
       <w:r>
         <w:rPr>
           <w:position w:val="-14"/>
@@ -722,7 +891,7 @@
           <v:shape id="_x0000_i1045" type="#_x0000_t75" style="width:69pt;height:20pt" o:ole="">
             <v:imagedata r:id="rId39" o:title=""/>
           </v:shape>
-          <o:OLEObject Type="Embed" ProgID="Equation.DSMT4" ShapeID="_x0000_i1045" DrawAspect="Content" ObjectID="_1836493925" r:id="rId40"/>
+          <o:OLEObject Type="Embed" ProgID="Equation.DSMT4" ShapeID="_x0000_i1045" DrawAspect="Content" ObjectID="_1836760038" r:id="rId40"/>
         </w:object>
       </w:r>
       <w:r>
@@ -736,7 +905,7 @@
           <v:shape id="_x0000_i1046" type="#_x0000_t75" style="width:29pt;height:13pt" o:ole="">
             <v:imagedata r:id="rId41" o:title=""/>
           </v:shape>
-          <o:OLEObject Type="Embed" ProgID="Equation.DSMT4" ShapeID="_x0000_i1046" DrawAspect="Content" ObjectID="_1836493926" r:id="rId42"/>
+          <o:OLEObject Type="Embed" ProgID="Equation.DSMT4" ShapeID="_x0000_i1046" DrawAspect="Content" ObjectID="_1836760039" r:id="rId42"/>
         </w:object>
       </w:r>
       <w:r>
@@ -750,12 +919,17 @@
           <v:shape id="_x0000_i1047" type="#_x0000_t75" style="width:80pt;height:20pt" o:ole="">
             <v:imagedata r:id="rId43" o:title=""/>
           </v:shape>
-          <o:OLEObject Type="Embed" ProgID="Equation.DSMT4" ShapeID="_x0000_i1047" DrawAspect="Content" ObjectID="_1836493927" r:id="rId44"/>
-        </w:object>
-      </w:r>
-      <w:r>
-        <w:t xml:space="preserve">if and only if </w:t>
-      </w:r>
+          <o:OLEObject Type="Embed" ProgID="Equation.DSMT4" ShapeID="_x0000_i1047" DrawAspect="Content" ObjectID="_1836760040" r:id="rId44"/>
+        </w:object>
+      </w:r>
+      <w:r>
+        <w:t xml:space="preserve">if and only </w:t>
+      </w:r>
+      <w:proofErr w:type="gramStart"/>
+      <w:r>
+        <w:t xml:space="preserve">if </w:t>
+      </w:r>
+      <w:proofErr w:type="gramEnd"/>
       <w:r>
         <w:rPr>
           <w:position w:val="-12"/>
@@ -764,7 +938,7 @@
           <v:shape id="_x0000_i1048" type="#_x0000_t75" style="width:75pt;height:18pt" o:ole="">
             <v:imagedata r:id="rId45" o:title=""/>
           </v:shape>
-          <o:OLEObject Type="Embed" ProgID="Equation.DSMT4" ShapeID="_x0000_i1048" DrawAspect="Content" ObjectID="_1836493928" r:id="rId46"/>
+          <o:OLEObject Type="Embed" ProgID="Equation.DSMT4" ShapeID="_x0000_i1048" DrawAspect="Content" ObjectID="_1836760041" r:id="rId46"/>
         </w:object>
       </w:r>
       <w:r>
@@ -781,7 +955,16 @@
           <w:color w:val="121212"/>
           <w:shd w:val="clear" w:color="auto" w:fill="FFFFFF"/>
         </w:rPr>
-        <w:t>In a survey of 220 students of a higher secondary school, it was found that at least 125 and at most 130 students studied Mathematics; at least 85 and at most 95 studied Physics; at least 75 and at most 90 studied Chemistry; 30 studied both Physics and Chemistry; 50 studied both Chemistry and Mathematics; 40 studied both Mathematics and Physics and 10 studied none of these subjects. Let </w:t>
+        <w:t xml:space="preserve">In a survey of 220 students of a higher secondary school, it was found that at least 125 and at most 130 students studied Mathematics; at least 85 and at most 95 studied Physics; at least 75 and at most </w:t>
+      </w:r>
+      <w:r>
+        <w:rPr>
+          <w:rFonts w:cstheme="minorHAnsi"/>
+          <w:color w:val="121212"/>
+          <w:shd w:val="clear" w:color="auto" w:fill="FFFFFF"/>
+        </w:rPr>
+        <w:lastRenderedPageBreak/>
+        <w:t>90 studied Chemistry; 30 studied both Physics and Chemistry; 50 studied both Chemistry and Mathematics; 40 studied both Mathematics and Physics and 10 studied none of these subjects. Let </w:t>
       </w:r>
       <w:r>
         <w:rPr>
@@ -821,15 +1004,51 @@
           <w:color w:val="121212"/>
           <w:shd w:val="clear" w:color="auto" w:fill="FFFFFF"/>
         </w:rPr>
-        <w:t xml:space="preserve"> m+n </w:t>
-      </w:r>
-      <w:r>
-        <w:rPr>
-          <w:rFonts w:cstheme="minorHAnsi"/>
-          <w:color w:val="121212"/>
-          <w:shd w:val="clear" w:color="auto" w:fill="FFFFFF"/>
-        </w:rPr>
-        <w:t> is equal to</w:t>
+        <w:t xml:space="preserve"> </w:t>
+      </w:r>
+      <w:proofErr w:type="spellStart"/>
+      <w:r>
+        <w:rPr>
+          <w:rFonts w:cstheme="minorHAnsi"/>
+          <w:color w:val="121212"/>
+          <w:shd w:val="clear" w:color="auto" w:fill="FFFFFF"/>
+        </w:rPr>
+        <w:t>m+</w:t>
+      </w:r>
+      <w:proofErr w:type="gramStart"/>
+      <w:r>
+        <w:rPr>
+          <w:rFonts w:cstheme="minorHAnsi"/>
+          <w:color w:val="121212"/>
+          <w:shd w:val="clear" w:color="auto" w:fill="FFFFFF"/>
+        </w:rPr>
+        <w:t>n</w:t>
+      </w:r>
+      <w:proofErr w:type="spellEnd"/>
+      <w:r>
+        <w:rPr>
+          <w:rFonts w:cstheme="minorHAnsi"/>
+          <w:color w:val="121212"/>
+          <w:shd w:val="clear" w:color="auto" w:fill="FFFFFF"/>
+        </w:rPr>
+        <w:t xml:space="preserve"> </w:t>
+      </w:r>
+      <w:r>
+        <w:rPr>
+          <w:rFonts w:cstheme="minorHAnsi"/>
+          <w:color w:val="121212"/>
+          <w:shd w:val="clear" w:color="auto" w:fill="FFFFFF"/>
+        </w:rPr>
+        <w:t> is</w:t>
+      </w:r>
+      <w:proofErr w:type="gramEnd"/>
+      <w:r>
+        <w:rPr>
+          <w:rFonts w:cstheme="minorHAnsi"/>
+          <w:color w:val="121212"/>
+          <w:shd w:val="clear" w:color="auto" w:fill="FFFFFF"/>
+        </w:rPr>
+        <w:t xml:space="preserve"> equal to</w:t>
       </w:r>
       <w:r>
         <w:rPr>
@@ -855,7 +1074,7 @@
           <v:shape id="_x0000_i1049" type="#_x0000_t75" style="width:95pt;height:20pt" o:ole="">
             <v:imagedata r:id="rId47" o:title=""/>
           </v:shape>
-          <o:OLEObject Type="Embed" ProgID="Equation.DSMT4" ShapeID="_x0000_i1049" DrawAspect="Content" ObjectID="_1836493929" r:id="rId48"/>
+          <o:OLEObject Type="Embed" ProgID="Equation.DSMT4" ShapeID="_x0000_i1049" DrawAspect="Content" ObjectID="_1836760042" r:id="rId48"/>
         </w:object>
       </w:r>
       <w:r>
@@ -869,7 +1088,7 @@
           <v:shape id="_x0000_i1050" type="#_x0000_t75" style="width:13pt;height:18pt" o:ole="">
             <v:imagedata r:id="rId49" o:title=""/>
           </v:shape>
-          <o:OLEObject Type="Embed" ProgID="Equation.DSMT4" ShapeID="_x0000_i1050" DrawAspect="Content" ObjectID="_1836493930" r:id="rId50"/>
+          <o:OLEObject Type="Embed" ProgID="Equation.DSMT4" ShapeID="_x0000_i1050" DrawAspect="Content" ObjectID="_1836760043" r:id="rId50"/>
         </w:object>
       </w:r>
       <w:r>
@@ -883,7 +1102,7 @@
           <v:shape id="_x0000_i1051" type="#_x0000_t75" style="width:15pt;height:18pt" o:ole="">
             <v:imagedata r:id="rId51" o:title=""/>
           </v:shape>
-          <o:OLEObject Type="Embed" ProgID="Equation.DSMT4" ShapeID="_x0000_i1051" DrawAspect="Content" ObjectID="_1836493931" r:id="rId52"/>
+          <o:OLEObject Type="Embed" ProgID="Equation.DSMT4" ShapeID="_x0000_i1051" DrawAspect="Content" ObjectID="_1836760044" r:id="rId52"/>
         </w:object>
       </w:r>
       <w:r>
@@ -906,11 +1125,19 @@
           <v:shape id="_x0000_i1052" type="#_x0000_t75" style="width:70pt;height:20pt" o:ole="">
             <v:imagedata r:id="rId53" o:title=""/>
           </v:shape>
-          <o:OLEObject Type="Embed" ProgID="Equation.DSMT4" ShapeID="_x0000_i1052" DrawAspect="Content" ObjectID="_1836493932" r:id="rId54"/>
-        </w:object>
-      </w:r>
-      <w:r>
-        <w:t xml:space="preserve">is divisible by a} , </w:t>
+          <o:OLEObject Type="Embed" ProgID="Equation.DSMT4" ShapeID="_x0000_i1052" DrawAspect="Content" ObjectID="_1836760045" r:id="rId54"/>
+        </w:object>
+      </w:r>
+      <w:r>
+        <w:t>is divisible by a</w:t>
+      </w:r>
+      <w:proofErr w:type="gramStart"/>
+      <w:r>
+        <w:t>} ,</w:t>
+      </w:r>
+      <w:proofErr w:type="gramEnd"/>
+      <w:r>
+        <w:t xml:space="preserve"> </w:t>
       </w:r>
       <w:r>
         <w:rPr>
@@ -920,7 +1147,7 @@
           <v:shape id="_x0000_i1053" type="#_x0000_t75" style="width:1in;height:20pt" o:ole="">
             <v:imagedata r:id="rId55" o:title=""/>
           </v:shape>
-          <o:OLEObject Type="Embed" ProgID="Equation.DSMT4" ShapeID="_x0000_i1053" DrawAspect="Content" ObjectID="_1836493933" r:id="rId56"/>
+          <o:OLEObject Type="Embed" ProgID="Equation.DSMT4" ShapeID="_x0000_i1053" DrawAspect="Content" ObjectID="_1836760046" r:id="rId56"/>
         </w:object>
       </w:r>
       <w:r>
@@ -934,7 +1161,7 @@
           <v:shape id="_x0000_i1054" type="#_x0000_t75" style="width:36pt;height:18pt" o:ole="">
             <v:imagedata r:id="rId57" o:title=""/>
           </v:shape>
-          <o:OLEObject Type="Embed" ProgID="Equation.DSMT4" ShapeID="_x0000_i1054" DrawAspect="Content" ObjectID="_1836493934" r:id="rId58"/>
+          <o:OLEObject Type="Embed" ProgID="Equation.DSMT4" ShapeID="_x0000_i1054" DrawAspect="Content" ObjectID="_1836760047" r:id="rId58"/>
         </w:object>
       </w:r>
       <w:r>
@@ -946,12 +1173,13 @@
     </w:p>
     <w:p>
       <w:r>
-        <w:lastRenderedPageBreak/>
         <w:t xml:space="preserve">Q4: </w:t>
       </w:r>
+      <w:proofErr w:type="gramStart"/>
       <w:r>
         <w:t xml:space="preserve">Let </w:t>
       </w:r>
+      <w:proofErr w:type="gramEnd"/>
       <w:r>
         <w:rPr>
           <w:position w:val="-10"/>
@@ -960,7 +1188,7 @@
           <v:shape id="_x0000_i1055" type="#_x0000_t75" style="width:108pt;height:16pt" o:ole="">
             <v:imagedata r:id="rId59" o:title=""/>
           </v:shape>
-          <o:OLEObject Type="Embed" ProgID="Equation.DSMT4" ShapeID="_x0000_i1055" DrawAspect="Content" ObjectID="_1836493935" r:id="rId60"/>
+          <o:OLEObject Type="Embed" ProgID="Equation.DSMT4" ShapeID="_x0000_i1055" DrawAspect="Content" ObjectID="_1836760048" r:id="rId60"/>
         </w:object>
       </w:r>
       <w:r>
@@ -974,12 +1202,17 @@
           <v:shape id="_x0000_i1056" type="#_x0000_t75" style="width:50pt;height:20pt" o:ole="">
             <v:imagedata r:id="rId61" o:title=""/>
           </v:shape>
-          <o:OLEObject Type="Embed" ProgID="Equation.DSMT4" ShapeID="_x0000_i1056" DrawAspect="Content" ObjectID="_1836493936" r:id="rId62"/>
-        </w:object>
-      </w:r>
-      <w:r>
-        <w:t xml:space="preserve">if and only if </w:t>
-      </w:r>
+          <o:OLEObject Type="Embed" ProgID="Equation.DSMT4" ShapeID="_x0000_i1056" DrawAspect="Content" ObjectID="_1836760049" r:id="rId62"/>
+        </w:object>
+      </w:r>
+      <w:r>
+        <w:t xml:space="preserve">if and only </w:t>
+      </w:r>
+      <w:proofErr w:type="gramStart"/>
+      <w:r>
+        <w:t xml:space="preserve">if </w:t>
+      </w:r>
+      <w:proofErr w:type="gramEnd"/>
       <w:r>
         <w:rPr>
           <w:position w:val="-10"/>
@@ -988,7 +1221,7 @@
           <v:shape id="_x0000_i1057" type="#_x0000_t75" style="width:40pt;height:16pt" o:ole="">
             <v:imagedata r:id="rId63" o:title=""/>
           </v:shape>
-          <o:OLEObject Type="Embed" ProgID="Equation.DSMT4" ShapeID="_x0000_i1057" DrawAspect="Content" ObjectID="_1836493937" r:id="rId64"/>
+          <o:OLEObject Type="Embed" ProgID="Equation.DSMT4" ShapeID="_x0000_i1057" DrawAspect="Content" ObjectID="_1836760050" r:id="rId64"/>
         </w:object>
       </w:r>
       <w:r>
@@ -1002,11 +1235,19 @@
           <v:shape id="_x0000_i1058" type="#_x0000_t75" style="width:13pt;height:18pt" o:ole="">
             <v:imagedata r:id="rId65" o:title=""/>
           </v:shape>
-          <o:OLEObject Type="Embed" ProgID="Equation.DSMT4" ShapeID="_x0000_i1058" DrawAspect="Content" ObjectID="_1836493938" r:id="rId66"/>
-        </w:object>
-      </w:r>
-      <w:r>
-        <w:t xml:space="preserve">be a symmetric relation on A such that </w:t>
+          <o:OLEObject Type="Embed" ProgID="Equation.DSMT4" ShapeID="_x0000_i1058" DrawAspect="Content" ObjectID="_1836760051" r:id="rId66"/>
+        </w:object>
+      </w:r>
+      <w:r>
+        <w:t xml:space="preserve">be a symmetric relation on </w:t>
+      </w:r>
+      <w:proofErr w:type="gramStart"/>
+      <w:r>
+        <w:t>A</w:t>
+      </w:r>
+      <w:proofErr w:type="gramEnd"/>
+      <w:r>
+        <w:t xml:space="preserve"> such that </w:t>
       </w:r>
       <w:r>
         <w:rPr>
@@ -1016,7 +1257,7 @@
           <v:shape id="_x0000_i1059" type="#_x0000_t75" style="width:35pt;height:18pt" o:ole="">
             <v:imagedata r:id="rId67" o:title=""/>
           </v:shape>
-          <o:OLEObject Type="Embed" ProgID="Equation.DSMT4" ShapeID="_x0000_i1059" DrawAspect="Content" ObjectID="_1836493939" r:id="rId68"/>
+          <o:OLEObject Type="Embed" ProgID="Equation.DSMT4" ShapeID="_x0000_i1059" DrawAspect="Content" ObjectID="_1836760052" r:id="rId68"/>
         </w:object>
       </w:r>
       <w:r>
@@ -1030,17 +1271,25 @@
           <v:shape id="_x0000_i1060" type="#_x0000_t75" style="width:13pt;height:18pt" o:ole="">
             <v:imagedata r:id="rId69" o:title=""/>
           </v:shape>
-          <o:OLEObject Type="Embed" ProgID="Equation.DSMT4" ShapeID="_x0000_i1060" DrawAspect="Content" ObjectID="_1836493940" r:id="rId70"/>
+          <o:OLEObject Type="Embed" ProgID="Equation.DSMT4" ShapeID="_x0000_i1060" DrawAspect="Content" ObjectID="_1836760053" r:id="rId70"/>
         </w:object>
       </w:r>
       <w:r>
         <w:t>is n</w:t>
       </w:r>
       <w:r>
-        <w:t xml:space="preserve">. Then the minimum value of n is </w:t>
-      </w:r>
-      <w:r>
-        <w:t xml:space="preserve"> __________.</w:t>
+        <w:t xml:space="preserve">. Then the minimum value of n </w:t>
+      </w:r>
+      <w:proofErr w:type="gramStart"/>
+      <w:r>
+        <w:t xml:space="preserve">is </w:t>
+      </w:r>
+      <w:r>
+        <w:t xml:space="preserve"> _</w:t>
+      </w:r>
+      <w:proofErr w:type="gramEnd"/>
+      <w:r>
+        <w:t>_________.</w:t>
       </w:r>
     </w:p>
     <w:p>
@@ -1055,7 +1304,7 @@
           <v:shape id="_x0000_i1061" type="#_x0000_t75" style="width:66pt;height:16pt" o:ole="">
             <v:imagedata r:id="rId71" o:title=""/>
           </v:shape>
-          <o:OLEObject Type="Embed" ProgID="Equation.DSMT4" ShapeID="_x0000_i1061" DrawAspect="Content" ObjectID="_1836493941" r:id="rId72"/>
+          <o:OLEObject Type="Embed" ProgID="Equation.DSMT4" ShapeID="_x0000_i1061" DrawAspect="Content" ObjectID="_1836760054" r:id="rId72"/>
         </w:object>
       </w:r>
       <w:r>
@@ -1069,7 +1318,7 @@
           <v:shape id="_x0000_i1062" type="#_x0000_t75" style="width:116pt;height:20pt" o:ole="">
             <v:imagedata r:id="rId73" o:title=""/>
           </v:shape>
-          <o:OLEObject Type="Embed" ProgID="Equation.DSMT4" ShapeID="_x0000_i1062" DrawAspect="Content" ObjectID="_1836493942" r:id="rId74"/>
+          <o:OLEObject Type="Embed" ProgID="Equation.DSMT4" ShapeID="_x0000_i1062" DrawAspect="Content" ObjectID="_1836760055" r:id="rId74"/>
         </w:object>
       </w:r>
       <w:r>
@@ -1083,7 +1332,7 @@
           <v:shape id="_x0000_i1063" type="#_x0000_t75" style="width:33pt;height:14pt" o:ole="">
             <v:imagedata r:id="rId75" o:title=""/>
           </v:shape>
-          <o:OLEObject Type="Embed" ProgID="Equation.DSMT4" ShapeID="_x0000_i1063" DrawAspect="Content" ObjectID="_1836493943" r:id="rId76"/>
+          <o:OLEObject Type="Embed" ProgID="Equation.DSMT4" ShapeID="_x0000_i1063" DrawAspect="Content" ObjectID="_1836760056" r:id="rId76"/>
         </w:object>
       </w:r>
       <w:r>
@@ -1116,7 +1365,7 @@
           <v:shape id="_x0000_i1064" type="#_x0000_t75" style="width:47pt;height:20pt" o:ole="">
             <v:imagedata r:id="rId77" o:title=""/>
           </v:shape>
-          <o:OLEObject Type="Embed" ProgID="Equation.DSMT4" ShapeID="_x0000_i1064" DrawAspect="Content" ObjectID="_1836493944" r:id="rId78"/>
+          <o:OLEObject Type="Embed" ProgID="Equation.DSMT4" ShapeID="_x0000_i1064" DrawAspect="Content" ObjectID="_1836760057" r:id="rId78"/>
         </w:object>
       </w:r>
       <w:r>
@@ -1196,7 +1445,7 @@
           <v:shape id="_x0000_i1066" type="#_x0000_t75" style="width:99pt;height:20pt" o:ole="">
             <v:imagedata r:id="rId79" o:title=""/>
           </v:shape>
-          <o:OLEObject Type="Embed" ProgID="Equation.DSMT4" ShapeID="_x0000_i1066" DrawAspect="Content" ObjectID="_1836493945" r:id="rId80"/>
+          <o:OLEObject Type="Embed" ProgID="Equation.DSMT4" ShapeID="_x0000_i1066" DrawAspect="Content" ObjectID="_1836760058" r:id="rId80"/>
         </w:object>
       </w:r>
       <w:r>
@@ -1210,11 +1459,19 @@
           <v:shape id="_x0000_i1067" type="#_x0000_t75" style="width:30pt;height:16pt" o:ole="">
             <v:imagedata r:id="rId81" o:title=""/>
           </v:shape>
-          <o:OLEObject Type="Embed" ProgID="Equation.DSMT4" ShapeID="_x0000_i1067" DrawAspect="Content" ObjectID="_1836493946" r:id="rId82"/>
-        </w:object>
-      </w:r>
-      <w:r>
-        <w:t>is a multible of 7} is __________.</w:t>
+          <o:OLEObject Type="Embed" ProgID="Equation.DSMT4" ShapeID="_x0000_i1067" DrawAspect="Content" ObjectID="_1836760059" r:id="rId82"/>
+        </w:object>
+      </w:r>
+      <w:r>
+        <w:t xml:space="preserve">is a </w:t>
+      </w:r>
+      <w:proofErr w:type="spellStart"/>
+      <w:r>
+        <w:t>multible</w:t>
+      </w:r>
+      <w:proofErr w:type="spellEnd"/>
+      <w:r>
+        <w:t xml:space="preserve"> of 7} is __________.</w:t>
       </w:r>
     </w:p>
     <w:p>
@@ -1232,7 +1489,7 @@
           <v:shape id="_x0000_i1068" type="#_x0000_t75" style="width:66pt;height:16pt" o:ole="">
             <v:imagedata r:id="rId83" o:title=""/>
           </v:shape>
-          <o:OLEObject Type="Embed" ProgID="Equation.DSMT4" ShapeID="_x0000_i1068" DrawAspect="Content" ObjectID="_1836493947" r:id="rId84"/>
+          <o:OLEObject Type="Embed" ProgID="Equation.DSMT4" ShapeID="_x0000_i1068" DrawAspect="Content" ObjectID="_1836760060" r:id="rId84"/>
         </w:object>
       </w:r>
       <w:r>
@@ -1246,7 +1503,7 @@
           <v:shape id="_x0000_i1069" type="#_x0000_t75" style="width:29pt;height:13pt" o:ole="">
             <v:imagedata r:id="rId85" o:title=""/>
           </v:shape>
-          <o:OLEObject Type="Embed" ProgID="Equation.DSMT4" ShapeID="_x0000_i1069" DrawAspect="Content" ObjectID="_1836493948" r:id="rId86"/>
+          <o:OLEObject Type="Embed" ProgID="Equation.DSMT4" ShapeID="_x0000_i1069" DrawAspect="Content" ObjectID="_1836760061" r:id="rId86"/>
         </w:object>
       </w:r>
       <w:r>
@@ -1260,11 +1517,19 @@
           <v:shape id="_x0000_i1070" type="#_x0000_t75" style="width:192pt;height:24pt" o:ole="">
             <v:imagedata r:id="rId87" o:title=""/>
           </v:shape>
-          <o:OLEObject Type="Embed" ProgID="Equation.DSMT4" ShapeID="_x0000_i1070" DrawAspect="Content" ObjectID="_1836493949" r:id="rId88"/>
-        </w:object>
-      </w:r>
-      <w:r>
-        <w:t xml:space="preserve"> Then the number of elements in R is __________.</w:t>
+          <o:OLEObject Type="Embed" ProgID="Equation.DSMT4" ShapeID="_x0000_i1070" DrawAspect="Content" ObjectID="_1836760062" r:id="rId88"/>
+        </w:object>
+      </w:r>
+      <w:r>
+        <w:t xml:space="preserve"> </w:t>
+      </w:r>
+      <w:proofErr w:type="gramStart"/>
+      <w:r>
+        <w:t>Then</w:t>
+      </w:r>
+      <w:proofErr w:type="gramEnd"/>
+      <w:r>
+        <w:t xml:space="preserve"> the number of elements in R is __________.</w:t>
       </w:r>
     </w:p>
     <w:p>
@@ -1279,7 +1544,7 @@
           <v:shape id="_x0000_i1071" type="#_x0000_t75" style="width:117pt;height:20pt" o:ole="">
             <v:imagedata r:id="rId89" o:title=""/>
           </v:shape>
-          <o:OLEObject Type="Embed" ProgID="Equation.DSMT4" ShapeID="_x0000_i1071" DrawAspect="Content" ObjectID="_1836493950" r:id="rId90"/>
+          <o:OLEObject Type="Embed" ProgID="Equation.DSMT4" ShapeID="_x0000_i1071" DrawAspect="Content" ObjectID="_1836760063" r:id="rId90"/>
         </w:object>
       </w:r>
       <w:r>
@@ -1293,7 +1558,7 @@
           <v:shape id="_x0000_i1072" type="#_x0000_t75" style="width:126pt;height:20pt" o:ole="">
             <v:imagedata r:id="rId91" o:title=""/>
           </v:shape>
-          <o:OLEObject Type="Embed" ProgID="Equation.DSMT4" ShapeID="_x0000_i1072" DrawAspect="Content" ObjectID="_1836493951" r:id="rId92"/>
+          <o:OLEObject Type="Embed" ProgID="Equation.DSMT4" ShapeID="_x0000_i1072" DrawAspect="Content" ObjectID="_1836760064" r:id="rId92"/>
         </w:object>
       </w:r>
       <w:r>
@@ -1307,7 +1572,7 @@
           <v:shape id="_x0000_i1073" type="#_x0000_t75" style="width:52pt;height:18pt" o:ole="">
             <v:imagedata r:id="rId93" o:title=""/>
           </v:shape>
-          <o:OLEObject Type="Embed" ProgID="Equation.DSMT4" ShapeID="_x0000_i1073" DrawAspect="Content" ObjectID="_1836493952" r:id="rId94"/>
+          <o:OLEObject Type="Embed" ProgID="Equation.DSMT4" ShapeID="_x0000_i1073" DrawAspect="Content" ObjectID="_1836760065" r:id="rId94"/>
         </w:object>
       </w:r>
       <w:r>
@@ -1321,7 +1586,7 @@
           <v:shape id="_x0000_i1074" type="#_x0000_t75" style="width:12pt;height:13pt" o:ole="">
             <v:imagedata r:id="rId95" o:title=""/>
           </v:shape>
-          <o:OLEObject Type="Embed" ProgID="Equation.DSMT4" ShapeID="_x0000_i1074" DrawAspect="Content" ObjectID="_1836493953" r:id="rId96"/>
+          <o:OLEObject Type="Embed" ProgID="Equation.DSMT4" ShapeID="_x0000_i1074" DrawAspect="Content" ObjectID="_1836760066" r:id="rId96"/>
         </w:object>
       </w:r>
       <w:r>
@@ -1340,11 +1605,16 @@
           <v:shape id="_x0000_i1075" type="#_x0000_t75" style="width:37pt;height:20pt" o:ole="">
             <v:imagedata r:id="rId97" o:title=""/>
           </v:shape>
-          <o:OLEObject Type="Embed" ProgID="Equation.DSMT4" ShapeID="_x0000_i1075" DrawAspect="Content" ObjectID="_1836493954" r:id="rId98"/>
-        </w:object>
-      </w:r>
-      <w:r>
-        <w:t xml:space="preserve">contaning </w:t>
+          <o:OLEObject Type="Embed" ProgID="Equation.DSMT4" ShapeID="_x0000_i1075" DrawAspect="Content" ObjectID="_1836760067" r:id="rId98"/>
+        </w:object>
+      </w:r>
+      <w:proofErr w:type="spellStart"/>
+      <w:r>
+        <w:t>contaning</w:t>
+      </w:r>
+      <w:proofErr w:type="spellEnd"/>
+      <w:r>
+        <w:t xml:space="preserve"> </w:t>
       </w:r>
       <w:r>
         <w:rPr>
@@ -1354,12 +1624,14 @@
           <v:shape id="_x0000_i1076" type="#_x0000_t75" style="width:27pt;height:20pt" o:ole="">
             <v:imagedata r:id="rId99" o:title=""/>
           </v:shape>
-          <o:OLEObject Type="Embed" ProgID="Equation.DSMT4" ShapeID="_x0000_i1076" DrawAspect="Content" ObjectID="_1836493955" r:id="rId100"/>
-        </w:object>
-      </w:r>
+          <o:OLEObject Type="Embed" ProgID="Equation.DSMT4" ShapeID="_x0000_i1076" DrawAspect="Content" ObjectID="_1836760068" r:id="rId100"/>
+        </w:object>
+      </w:r>
+      <w:proofErr w:type="gramStart"/>
       <w:r>
         <w:t xml:space="preserve">and </w:t>
       </w:r>
+      <w:proofErr w:type="gramEnd"/>
       <w:r>
         <w:rPr>
           <w:position w:val="-14"/>
@@ -1368,7 +1640,7 @@
           <v:shape id="_x0000_i1077" type="#_x0000_t75" style="width:28pt;height:20pt" o:ole="">
             <v:imagedata r:id="rId101" o:title=""/>
           </v:shape>
-          <o:OLEObject Type="Embed" ProgID="Equation.DSMT4" ShapeID="_x0000_i1077" DrawAspect="Content" ObjectID="_1836493956" r:id="rId102"/>
+          <o:OLEObject Type="Embed" ProgID="Equation.DSMT4" ShapeID="_x0000_i1077" DrawAspect="Content" ObjectID="_1836760069" r:id="rId102"/>
         </w:object>
       </w:r>
       <w:r>
@@ -1393,7 +1665,7 @@
           <v:shape id="_x0000_i1078" type="#_x0000_t75" style="width:128pt;height:24pt" o:ole="">
             <v:imagedata r:id="rId103" o:title=""/>
           </v:shape>
-          <o:OLEObject Type="Embed" ProgID="Equation.DSMT4" ShapeID="_x0000_i1078" DrawAspect="Content" ObjectID="_1836493957" r:id="rId104"/>
+          <o:OLEObject Type="Embed" ProgID="Equation.DSMT4" ShapeID="_x0000_i1078" DrawAspect="Content" ObjectID="_1836760070" r:id="rId104"/>
         </w:object>
       </w:r>
       <w:r>
@@ -1402,6 +1674,7 @@
     </w:p>
     <w:p>
       <w:r>
+        <w:lastRenderedPageBreak/>
         <w:t xml:space="preserve">Q6: </w:t>
       </w:r>
       <w:r>
@@ -1415,7 +1688,7 @@
           <v:shape id="_x0000_i1079" type="#_x0000_t75" style="width:114pt;height:20pt" o:ole="">
             <v:imagedata r:id="rId105" o:title=""/>
           </v:shape>
-          <o:OLEObject Type="Embed" ProgID="Equation.DSMT4" ShapeID="_x0000_i1079" DrawAspect="Content" ObjectID="_1836493958" r:id="rId106"/>
+          <o:OLEObject Type="Embed" ProgID="Equation.DSMT4" ShapeID="_x0000_i1079" DrawAspect="Content" ObjectID="_1836760071" r:id="rId106"/>
         </w:object>
       </w:r>
       <w:r>
@@ -1429,12 +1702,17 @@
           <v:shape id="_x0000_i1080" type="#_x0000_t75" style="width:123pt;height:20pt" o:ole="">
             <v:imagedata r:id="rId107" o:title=""/>
           </v:shape>
-          <o:OLEObject Type="Embed" ProgID="Equation.DSMT4" ShapeID="_x0000_i1080" DrawAspect="Content" ObjectID="_1836493959" r:id="rId108"/>
-        </w:object>
-      </w:r>
-      <w:r>
-        <w:t xml:space="preserve">is odd positive integer or </w:t>
-      </w:r>
+          <o:OLEObject Type="Embed" ProgID="Equation.DSMT4" ShapeID="_x0000_i1080" DrawAspect="Content" ObjectID="_1836760072" r:id="rId108"/>
+        </w:object>
+      </w:r>
+      <w:r>
+        <w:t xml:space="preserve">is odd positive integer </w:t>
+      </w:r>
+      <w:proofErr w:type="gramStart"/>
+      <w:r>
+        <w:t xml:space="preserve">or </w:t>
+      </w:r>
+      <w:proofErr w:type="gramEnd"/>
       <w:r>
         <w:rPr>
           <w:position w:val="-14"/>
@@ -1443,7 +1721,7 @@
           <v:shape id="_x0000_i1081" type="#_x0000_t75" style="width:50pt;height:20pt" o:ole="">
             <v:imagedata r:id="rId109" o:title=""/>
           </v:shape>
-          <o:OLEObject Type="Embed" ProgID="Equation.DSMT4" ShapeID="_x0000_i1081" DrawAspect="Content" ObjectID="_1836493960" r:id="rId110"/>
+          <o:OLEObject Type="Embed" ProgID="Equation.DSMT4" ShapeID="_x0000_i1081" DrawAspect="Content" ObjectID="_1836760073" r:id="rId110"/>
         </w:object>
       </w:r>
       <w:r>
@@ -1462,12 +1740,22 @@
           <v:shape id="_x0000_i1082" type="#_x0000_t75" style="width:101pt;height:20pt" o:ole="">
             <v:imagedata r:id="rId111" o:title=""/>
           </v:shape>
-          <o:OLEObject Type="Embed" ProgID="Equation.DSMT4" ShapeID="_x0000_i1082" DrawAspect="Content" ObjectID="_1836493961" r:id="rId112"/>
-        </w:object>
-      </w:r>
-      <w:r>
-        <w:t xml:space="preserve"> and </w:t>
-      </w:r>
+          <o:OLEObject Type="Embed" ProgID="Equation.DSMT4" ShapeID="_x0000_i1082" DrawAspect="Content" ObjectID="_1836760074" r:id="rId112"/>
+        </w:object>
+      </w:r>
+      <w:r>
+        <w:t xml:space="preserve"> </w:t>
+      </w:r>
+      <w:proofErr w:type="spellStart"/>
+      <w:proofErr w:type="gramStart"/>
+      <w:r>
+        <w:t>and</w:t>
+      </w:r>
+      <w:proofErr w:type="spellEnd"/>
+      <w:r>
+        <w:t xml:space="preserve"> </w:t>
+      </w:r>
+      <w:proofErr w:type="gramEnd"/>
       <w:r>
         <w:rPr>
           <w:position w:val="-14"/>
@@ -1476,11 +1764,19 @@
           <v:shape id="_x0000_i1083" type="#_x0000_t75" style="width:77pt;height:20pt" o:ole="">
             <v:imagedata r:id="rId113" o:title=""/>
           </v:shape>
-          <o:OLEObject Type="Embed" ProgID="Equation.DSMT4" ShapeID="_x0000_i1083" DrawAspect="Content" ObjectID="_1836493962" r:id="rId114"/>
-        </w:object>
-      </w:r>
-      <w:r>
-        <w:t xml:space="preserve">. The number of elements in the relaiton </w:t>
+          <o:OLEObject Type="Embed" ProgID="Equation.DSMT4" ShapeID="_x0000_i1083" DrawAspect="Content" ObjectID="_1836760075" r:id="rId114"/>
+        </w:object>
+      </w:r>
+      <w:r>
+        <w:t xml:space="preserve">. The number of elements in the </w:t>
+      </w:r>
+      <w:proofErr w:type="spellStart"/>
+      <w:r>
+        <w:t>relaiton</w:t>
+      </w:r>
+      <w:proofErr w:type="spellEnd"/>
+      <w:r>
+        <w:t xml:space="preserve"> </w:t>
       </w:r>
       <w:r>
         <w:rPr>
@@ -1490,7 +1786,7 @@
           <v:shape id="_x0000_i1084" type="#_x0000_t75" style="width:3in;height:26pt" o:ole="">
             <v:imagedata r:id="rId115" o:title=""/>
           </v:shape>
-          <o:OLEObject Type="Embed" ProgID="Equation.DSMT4" ShapeID="_x0000_i1084" DrawAspect="Content" ObjectID="_1836493963" r:id="rId116"/>
+          <o:OLEObject Type="Embed" ProgID="Equation.DSMT4" ShapeID="_x0000_i1084" DrawAspect="Content" ObjectID="_1836760076" r:id="rId116"/>
         </w:object>
       </w:r>
       <w:r>
@@ -1507,7 +1803,25 @@
           <w:color w:val="121212"/>
           <w:shd w:val="clear" w:color="auto" w:fill="FFFFFF"/>
         </w:rPr>
-        <w:t>Let S = {1, 2, 3, 5, 7, 10, 11}. The number of non-empty subsets of S that have the sum of all elements a multiple of 3, is</w:t>
+        <w:t xml:space="preserve">Let S = {1, 2, 3, 5, 7, 10, 11}. The number of non-empty subsets of S that have the sum of all elements a multiple of </w:t>
+      </w:r>
+      <w:proofErr w:type="gramStart"/>
+      <w:r>
+        <w:rPr>
+          <w:rFonts w:cstheme="minorHAnsi"/>
+          <w:color w:val="121212"/>
+          <w:shd w:val="clear" w:color="auto" w:fill="FFFFFF"/>
+        </w:rPr>
+        <w:t>3,</w:t>
+      </w:r>
+      <w:proofErr w:type="gramEnd"/>
+      <w:r>
+        <w:rPr>
+          <w:rFonts w:cstheme="minorHAnsi"/>
+          <w:color w:val="121212"/>
+          <w:shd w:val="clear" w:color="auto" w:fill="FFFFFF"/>
+        </w:rPr>
+        <w:t xml:space="preserve"> is</w:t>
       </w:r>
       <w:r>
         <w:rPr>
@@ -1523,7 +1837,6 @@
     </w:p>
     <w:p>
       <w:r>
-        <w:lastRenderedPageBreak/>
         <w:t xml:space="preserve">Q9: </w:t>
       </w:r>
       <w:r>
@@ -1616,15 +1929,25 @@
           <v:shape id="_x0000_i1086" type="#_x0000_t75" style="width:59pt;height:20pt" o:ole="">
             <v:imagedata r:id="rId117" o:title=""/>
           </v:shape>
-          <o:OLEObject Type="Embed" ProgID="Equation.DSMT4" ShapeID="_x0000_i1086" DrawAspect="Content" ObjectID="_1836493964" r:id="rId118"/>
-        </w:object>
-      </w:r>
-      <w:r>
-        <w:rPr>
-          <w:rFonts w:cstheme="minorHAnsi"/>
-        </w:rPr>
-        <w:t xml:space="preserve">and </w:t>
-      </w:r>
+          <o:OLEObject Type="Embed" ProgID="Equation.DSMT4" ShapeID="_x0000_i1086" DrawAspect="Content" ObjectID="_1836760077" r:id="rId118"/>
+        </w:object>
+      </w:r>
+      <w:proofErr w:type="spellStart"/>
+      <w:proofErr w:type="gramStart"/>
+      <w:r>
+        <w:rPr>
+          <w:rFonts w:cstheme="minorHAnsi"/>
+        </w:rPr>
+        <w:t>and</w:t>
+      </w:r>
+      <w:proofErr w:type="spellEnd"/>
+      <w:r>
+        <w:rPr>
+          <w:rFonts w:cstheme="minorHAnsi"/>
+        </w:rPr>
+        <w:t xml:space="preserve"> </w:t>
+      </w:r>
+      <w:proofErr w:type="gramEnd"/>
       <w:r>
         <w:rPr>
           <w:rFonts w:cstheme="minorHAnsi"/>
@@ -1634,15 +1957,23 @@
           <v:shape id="_x0000_i1087" type="#_x0000_t75" style="width:122pt;height:20pt" o:ole="">
             <v:imagedata r:id="rId119" o:title=""/>
           </v:shape>
-          <o:OLEObject Type="Embed" ProgID="Equation.DSMT4" ShapeID="_x0000_i1087" DrawAspect="Content" ObjectID="_1836493965" r:id="rId120"/>
-        </w:object>
-      </w:r>
-      <w:r>
-        <w:rPr>
-          <w:rFonts w:cstheme="minorHAnsi"/>
-        </w:rPr>
-        <w:t xml:space="preserve">. If </w:t>
-      </w:r>
+          <o:OLEObject Type="Embed" ProgID="Equation.DSMT4" ShapeID="_x0000_i1087" DrawAspect="Content" ObjectID="_1836760078" r:id="rId120"/>
+        </w:object>
+      </w:r>
+      <w:r>
+        <w:rPr>
+          <w:rFonts w:cstheme="minorHAnsi"/>
+        </w:rPr>
+        <w:t xml:space="preserve">. </w:t>
+      </w:r>
+      <w:proofErr w:type="gramStart"/>
+      <w:r>
+        <w:rPr>
+          <w:rFonts w:cstheme="minorHAnsi"/>
+        </w:rPr>
+        <w:t xml:space="preserve">If </w:t>
+      </w:r>
+      <w:proofErr w:type="gramEnd"/>
       <w:r>
         <w:rPr>
           <w:rFonts w:cstheme="minorHAnsi"/>
@@ -1652,7 +1983,7 @@
           <v:shape id="_x0000_i1088" type="#_x0000_t75" style="width:229pt;height:20pt" o:ole="">
             <v:imagedata r:id="rId121" o:title=""/>
           </v:shape>
-          <o:OLEObject Type="Embed" ProgID="Equation.DSMT4" ShapeID="_x0000_i1088" DrawAspect="Content" ObjectID="_1836493966" r:id="rId122"/>
+          <o:OLEObject Type="Embed" ProgID="Equation.DSMT4" ShapeID="_x0000_i1088" DrawAspect="Content" ObjectID="_1836760079" r:id="rId122"/>
         </w:object>
       </w:r>
       <w:r>
@@ -1689,15 +2020,31 @@
           <v:shape id="_x0000_i1089" type="#_x0000_t75" style="width:97pt;height:20pt" o:ole="">
             <v:imagedata r:id="rId123" o:title=""/>
           </v:shape>
-          <o:OLEObject Type="Embed" ProgID="Equation.DSMT4" ShapeID="_x0000_i1089" DrawAspect="Content" ObjectID="_1836493967" r:id="rId124"/>
-        </w:object>
-      </w:r>
-      <w:r>
-        <w:rPr>
-          <w:rFonts w:cstheme="minorHAnsi"/>
-        </w:rPr>
-        <w:t xml:space="preserve"> and </w:t>
-      </w:r>
+          <o:OLEObject Type="Embed" ProgID="Equation.DSMT4" ShapeID="_x0000_i1089" DrawAspect="Content" ObjectID="_1836760080" r:id="rId124"/>
+        </w:object>
+      </w:r>
+      <w:r>
+        <w:rPr>
+          <w:rFonts w:cstheme="minorHAnsi"/>
+        </w:rPr>
+        <w:t xml:space="preserve"> </w:t>
+      </w:r>
+      <w:proofErr w:type="spellStart"/>
+      <w:proofErr w:type="gramStart"/>
+      <w:r>
+        <w:rPr>
+          <w:rFonts w:cstheme="minorHAnsi"/>
+        </w:rPr>
+        <w:t>and</w:t>
+      </w:r>
+      <w:proofErr w:type="spellEnd"/>
+      <w:r>
+        <w:rPr>
+          <w:rFonts w:cstheme="minorHAnsi"/>
+        </w:rPr>
+        <w:t xml:space="preserve"> </w:t>
+      </w:r>
+      <w:proofErr w:type="gramEnd"/>
       <w:r>
         <w:rPr>
           <w:rFonts w:cstheme="minorHAnsi"/>
@@ -1707,7 +2054,7 @@
           <v:shape id="_x0000_i1090" type="#_x0000_t75" style="width:69pt;height:20pt" o:ole="">
             <v:imagedata r:id="rId125" o:title=""/>
           </v:shape>
-          <o:OLEObject Type="Embed" ProgID="Equation.DSMT4" ShapeID="_x0000_i1090" DrawAspect="Content" ObjectID="_1836493968" r:id="rId126"/>
+          <o:OLEObject Type="Embed" ProgID="Equation.DSMT4" ShapeID="_x0000_i1090" DrawAspect="Content" ObjectID="_1836760081" r:id="rId126"/>
         </w:object>
       </w:r>
       <w:r>
@@ -1725,7 +2072,7 @@
           <v:shape id="_x0000_i1091" type="#_x0000_t75" style="width:99pt;height:20pt" o:ole="">
             <v:imagedata r:id="rId127" o:title=""/>
           </v:shape>
-          <o:OLEObject Type="Embed" ProgID="Equation.DSMT4" ShapeID="_x0000_i1091" DrawAspect="Content" ObjectID="_1836493969" r:id="rId128"/>
+          <o:OLEObject Type="Embed" ProgID="Equation.DSMT4" ShapeID="_x0000_i1091" DrawAspect="Content" ObjectID="_1836760082" r:id="rId128"/>
         </w:object>
       </w:r>
       <w:r>
@@ -1747,12 +2094,14 @@
         </w:rPr>
         <w:t xml:space="preserve">Q3: </w:t>
       </w:r>
+      <w:proofErr w:type="gramStart"/>
       <w:r>
         <w:rPr>
           <w:rFonts w:cstheme="minorHAnsi"/>
         </w:rPr>
         <w:t xml:space="preserve">Let </w:t>
       </w:r>
+      <w:proofErr w:type="gramEnd"/>
       <w:r>
         <w:rPr>
           <w:rFonts w:cstheme="minorHAnsi"/>
@@ -1762,7 +2111,7 @@
           <v:shape id="_x0000_i1092" type="#_x0000_t75" style="width:97pt;height:20pt" o:ole="">
             <v:imagedata r:id="rId129" o:title=""/>
           </v:shape>
-          <o:OLEObject Type="Embed" ProgID="Equation.DSMT4" ShapeID="_x0000_i1092" DrawAspect="Content" ObjectID="_1836493970" r:id="rId130"/>
+          <o:OLEObject Type="Embed" ProgID="Equation.DSMT4" ShapeID="_x0000_i1092" DrawAspect="Content" ObjectID="_1836760083" r:id="rId130"/>
         </w:object>
       </w:r>
       <w:r>
@@ -1780,7 +2129,7 @@
           <v:shape id="_x0000_i1093" type="#_x0000_t75" style="width:62pt;height:20pt" o:ole="">
             <v:imagedata r:id="rId131" o:title=""/>
           </v:shape>
-          <o:OLEObject Type="Embed" ProgID="Equation.DSMT4" ShapeID="_x0000_i1093" DrawAspect="Content" ObjectID="_1836493971" r:id="rId132"/>
+          <o:OLEObject Type="Embed" ProgID="Equation.DSMT4" ShapeID="_x0000_i1093" DrawAspect="Content" ObjectID="_1836760084" r:id="rId132"/>
         </w:object>
       </w:r>
       <w:r>
@@ -1798,15 +2147,17 @@
           <v:shape id="_x0000_i1094" type="#_x0000_t75" style="width:26pt;height:14pt" o:ole="">
             <v:imagedata r:id="rId133" o:title=""/>
           </v:shape>
-          <o:OLEObject Type="Embed" ProgID="Equation.DSMT4" ShapeID="_x0000_i1094" DrawAspect="Content" ObjectID="_1836493972" r:id="rId134"/>
-        </w:object>
-      </w:r>
+          <o:OLEObject Type="Embed" ProgID="Equation.DSMT4" ShapeID="_x0000_i1094" DrawAspect="Content" ObjectID="_1836760085" r:id="rId134"/>
+        </w:object>
+      </w:r>
+      <w:proofErr w:type="gramStart"/>
       <w:r>
         <w:rPr>
           <w:rFonts w:cstheme="minorHAnsi"/>
         </w:rPr>
         <w:t xml:space="preserve">or </w:t>
       </w:r>
+      <w:proofErr w:type="gramEnd"/>
       <w:r>
         <w:rPr>
           <w:rFonts w:cstheme="minorHAnsi"/>
@@ -1816,7 +2167,7 @@
           <v:shape id="_x0000_i1095" type="#_x0000_t75" style="width:29pt;height:13pt" o:ole="">
             <v:imagedata r:id="rId135" o:title=""/>
           </v:shape>
-          <o:OLEObject Type="Embed" ProgID="Equation.DSMT4" ShapeID="_x0000_i1095" DrawAspect="Content" ObjectID="_1836493973" r:id="rId136"/>
+          <o:OLEObject Type="Embed" ProgID="Equation.DSMT4" ShapeID="_x0000_i1095" DrawAspect="Content" ObjectID="_1836760086" r:id="rId136"/>
         </w:object>
       </w:r>
       <w:r>
@@ -1834,7 +2185,7 @@
           <v:shape id="_x0000_i1096" type="#_x0000_t75" style="width:73pt;height:20pt" o:ole="">
             <v:imagedata r:id="rId137" o:title=""/>
           </v:shape>
-          <o:OLEObject Type="Embed" ProgID="Equation.DSMT4" ShapeID="_x0000_i1096" DrawAspect="Content" ObjectID="_1836493974" r:id="rId138"/>
+          <o:OLEObject Type="Embed" ProgID="Equation.DSMT4" ShapeID="_x0000_i1096" DrawAspect="Content" ObjectID="_1836760087" r:id="rId138"/>
         </w:object>
       </w:r>
       <w:r>
@@ -1852,7 +2203,7 @@
           <v:shape id="_x0000_i1097" type="#_x0000_t75" style="width:33pt;height:14pt" o:ole="">
             <v:imagedata r:id="rId139" o:title=""/>
           </v:shape>
-          <o:OLEObject Type="Embed" ProgID="Equation.DSMT4" ShapeID="_x0000_i1097" DrawAspect="Content" ObjectID="_1836493975" r:id="rId140"/>
+          <o:OLEObject Type="Embed" ProgID="Equation.DSMT4" ShapeID="_x0000_i1097" DrawAspect="Content" ObjectID="_1836760088" r:id="rId140"/>
         </w:object>
       </w:r>
       <w:r>
@@ -1934,7 +2285,27 @@
           <w:sz w:val="22"/>
           <w:szCs w:val="22"/>
         </w:rPr>
-        <w:t> be relations on the set {1, 2, ......., 50} such that</w:t>
+        <w:t> be relations on the set {1, 2</w:t>
+      </w:r>
+      <w:proofErr w:type="gramStart"/>
+      <w:r>
+        <w:rPr>
+          <w:rFonts w:asciiTheme="minorHAnsi" w:hAnsiTheme="minorHAnsi" w:cstheme="minorHAnsi"/>
+          <w:color w:val="121212"/>
+          <w:sz w:val="22"/>
+          <w:szCs w:val="22"/>
+        </w:rPr>
+        <w:t>, .......,</w:t>
+      </w:r>
+      <w:proofErr w:type="gramEnd"/>
+      <w:r>
+        <w:rPr>
+          <w:rFonts w:asciiTheme="minorHAnsi" w:hAnsiTheme="minorHAnsi" w:cstheme="minorHAnsi"/>
+          <w:color w:val="121212"/>
+          <w:sz w:val="22"/>
+          <w:szCs w:val="22"/>
+        </w:rPr>
+        <w:t xml:space="preserve"> 50} such that</w:t>
       </w:r>
     </w:p>
     <w:p>
@@ -1981,7 +2352,17 @@
           <w:sz w:val="22"/>
           <w:szCs w:val="22"/>
         </w:rPr>
-        <w:t> = {(p, p</w:t>
+        <w:t xml:space="preserve"> = {(p, </w:t>
+      </w:r>
+      <w:proofErr w:type="spellStart"/>
+      <w:r>
+        <w:rPr>
+          <w:rFonts w:asciiTheme="minorHAnsi" w:hAnsiTheme="minorHAnsi" w:cstheme="minorHAnsi"/>
+          <w:color w:val="121212"/>
+          <w:sz w:val="22"/>
+          <w:szCs w:val="22"/>
+        </w:rPr>
+        <w:t>p</w:t>
       </w:r>
       <w:r>
         <w:rPr>
@@ -1994,14 +2375,26 @@
         </w:rPr>
         <w:t>n</w:t>
       </w:r>
-      <w:r>
-        <w:rPr>
-          <w:rFonts w:asciiTheme="minorHAnsi" w:hAnsiTheme="minorHAnsi" w:cstheme="minorHAnsi"/>
-          <w:color w:val="121212"/>
-          <w:sz w:val="22"/>
-          <w:szCs w:val="22"/>
-        </w:rPr>
-        <w:t>) : p is a prime and n</w:t>
+      <w:proofErr w:type="spellEnd"/>
+      <w:proofErr w:type="gramStart"/>
+      <w:r>
+        <w:rPr>
+          <w:rFonts w:asciiTheme="minorHAnsi" w:hAnsiTheme="minorHAnsi" w:cstheme="minorHAnsi"/>
+          <w:color w:val="121212"/>
+          <w:sz w:val="22"/>
+          <w:szCs w:val="22"/>
+        </w:rPr>
+        <w:t>) :</w:t>
+      </w:r>
+      <w:proofErr w:type="gramEnd"/>
+      <w:r>
+        <w:rPr>
+          <w:rFonts w:asciiTheme="minorHAnsi" w:hAnsiTheme="minorHAnsi" w:cstheme="minorHAnsi"/>
+          <w:color w:val="121212"/>
+          <w:sz w:val="22"/>
+          <w:szCs w:val="22"/>
+        </w:rPr>
+        <w:t xml:space="preserve"> p is a prime and n</w:t>
       </w:r>
       <w:r>
         <w:rPr>
@@ -2015,7 +2408,7 @@
           <v:shape id="_x0000_i1098" type="#_x0000_t75" style="width:10pt;height:12pt" o:ole="">
             <v:imagedata r:id="rId141" o:title=""/>
           </v:shape>
-          <o:OLEObject Type="Embed" ProgID="Equation.DSMT4" ShapeID="_x0000_i1098" DrawAspect="Content" ObjectID="_1836493976" r:id="rId142"/>
+          <o:OLEObject Type="Embed" ProgID="Equation.DSMT4" ShapeID="_x0000_i1098" DrawAspect="Content" ObjectID="_1836760089" r:id="rId142"/>
         </w:object>
       </w:r>
       <w:r>
@@ -2072,7 +2465,17 @@
           <w:sz w:val="22"/>
           <w:szCs w:val="22"/>
         </w:rPr>
-        <w:t> = {(p, p</w:t>
+        <w:t xml:space="preserve"> = {(p, </w:t>
+      </w:r>
+      <w:proofErr w:type="spellStart"/>
+      <w:r>
+        <w:rPr>
+          <w:rFonts w:asciiTheme="minorHAnsi" w:hAnsiTheme="minorHAnsi" w:cstheme="minorHAnsi"/>
+          <w:color w:val="121212"/>
+          <w:sz w:val="22"/>
+          <w:szCs w:val="22"/>
+        </w:rPr>
+        <w:t>p</w:t>
       </w:r>
       <w:r>
         <w:rPr>
@@ -2085,14 +2488,26 @@
         </w:rPr>
         <w:t>n</w:t>
       </w:r>
-      <w:r>
-        <w:rPr>
-          <w:rFonts w:asciiTheme="minorHAnsi" w:hAnsiTheme="minorHAnsi" w:cstheme="minorHAnsi"/>
-          <w:color w:val="121212"/>
-          <w:sz w:val="22"/>
-          <w:szCs w:val="22"/>
-        </w:rPr>
-        <w:t>) : p is a prime and n = 0 or 1}.</w:t>
+      <w:proofErr w:type="spellEnd"/>
+      <w:proofErr w:type="gramStart"/>
+      <w:r>
+        <w:rPr>
+          <w:rFonts w:asciiTheme="minorHAnsi" w:hAnsiTheme="minorHAnsi" w:cstheme="minorHAnsi"/>
+          <w:color w:val="121212"/>
+          <w:sz w:val="22"/>
+          <w:szCs w:val="22"/>
+        </w:rPr>
+        <w:t>) :</w:t>
+      </w:r>
+      <w:proofErr w:type="gramEnd"/>
+      <w:r>
+        <w:rPr>
+          <w:rFonts w:asciiTheme="minorHAnsi" w:hAnsiTheme="minorHAnsi" w:cstheme="minorHAnsi"/>
+          <w:color w:val="121212"/>
+          <w:sz w:val="22"/>
+          <w:szCs w:val="22"/>
+        </w:rPr>
+        <w:t xml:space="preserve"> p is a prime and n = 0 or 1}.</w:t>
       </w:r>
     </w:p>
     <w:p>
@@ -2233,17 +2648,37 @@
           <v:shape id="_x0000_i1099" type="#_x0000_t75" style="width:10pt;height:10pt" o:ole="">
             <v:imagedata r:id="rId143" o:title=""/>
           </v:shape>
-          <o:OLEObject Type="Embed" ProgID="Equation.DSMT4" ShapeID="_x0000_i1099" DrawAspect="Content" ObjectID="_1836493977" r:id="rId144"/>
-        </w:object>
-      </w:r>
-      <w:r>
-        <w:rPr>
-          <w:rFonts w:asciiTheme="minorHAnsi" w:hAnsiTheme="minorHAnsi" w:cstheme="minorHAnsi"/>
-          <w:color w:val="121212"/>
-          <w:sz w:val="22"/>
-          <w:szCs w:val="22"/>
-        </w:rPr>
-        <w:t> N : H.C.F. (n, 45) = 1} and</w:t>
+          <o:OLEObject Type="Embed" ProgID="Equation.DSMT4" ShapeID="_x0000_i1099" DrawAspect="Content" ObjectID="_1836760090" r:id="rId144"/>
+        </w:object>
+      </w:r>
+      <w:r>
+        <w:rPr>
+          <w:rFonts w:asciiTheme="minorHAnsi" w:hAnsiTheme="minorHAnsi" w:cstheme="minorHAnsi"/>
+          <w:color w:val="121212"/>
+          <w:sz w:val="22"/>
+          <w:szCs w:val="22"/>
+        </w:rPr>
+        <w:t> </w:t>
+      </w:r>
+      <w:proofErr w:type="gramStart"/>
+      <w:r>
+        <w:rPr>
+          <w:rFonts w:asciiTheme="minorHAnsi" w:hAnsiTheme="minorHAnsi" w:cstheme="minorHAnsi"/>
+          <w:color w:val="121212"/>
+          <w:sz w:val="22"/>
+          <w:szCs w:val="22"/>
+        </w:rPr>
+        <w:t>N :</w:t>
+      </w:r>
+      <w:proofErr w:type="gramEnd"/>
+      <w:r>
+        <w:rPr>
+          <w:rFonts w:asciiTheme="minorHAnsi" w:hAnsiTheme="minorHAnsi" w:cstheme="minorHAnsi"/>
+          <w:color w:val="121212"/>
+          <w:sz w:val="22"/>
+          <w:szCs w:val="22"/>
+        </w:rPr>
+        <w:t xml:space="preserve"> H.C.F. (n, 45) = 1} and</w:t>
       </w:r>
     </w:p>
     <w:p>
@@ -2269,7 +2704,27 @@
           <w:sz w:val="22"/>
           <w:szCs w:val="22"/>
         </w:rPr>
-        <w:t>Let B = {2k : k</w:t>
+        <w:t>Let B = {</w:t>
+      </w:r>
+      <w:proofErr w:type="gramStart"/>
+      <w:r>
+        <w:rPr>
+          <w:rFonts w:asciiTheme="minorHAnsi" w:hAnsiTheme="minorHAnsi" w:cstheme="minorHAnsi"/>
+          <w:color w:val="121212"/>
+          <w:sz w:val="22"/>
+          <w:szCs w:val="22"/>
+        </w:rPr>
+        <w:t>2k :</w:t>
+      </w:r>
+      <w:proofErr w:type="gramEnd"/>
+      <w:r>
+        <w:rPr>
+          <w:rFonts w:asciiTheme="minorHAnsi" w:hAnsiTheme="minorHAnsi" w:cstheme="minorHAnsi"/>
+          <w:color w:val="121212"/>
+          <w:sz w:val="22"/>
+          <w:szCs w:val="22"/>
+        </w:rPr>
+        <w:t xml:space="preserve"> k</w:t>
       </w:r>
       <w:r>
         <w:rPr>
@@ -2283,7 +2738,7 @@
           <v:shape id="_x0000_i1100" type="#_x0000_t75" style="width:10pt;height:10pt" o:ole="">
             <v:imagedata r:id="rId145" o:title=""/>
           </v:shape>
-          <o:OLEObject Type="Embed" ProgID="Equation.DSMT4" ShapeID="_x0000_i1100" DrawAspect="Content" ObjectID="_1836493978" r:id="rId146"/>
+          <o:OLEObject Type="Embed" ProgID="Equation.DSMT4" ShapeID="_x0000_i1100" DrawAspect="Content" ObjectID="_1836760091" r:id="rId146"/>
         </w:object>
       </w:r>
       <w:r>
@@ -2307,7 +2762,7 @@
           <v:shape id="_x0000_i1101" type="#_x0000_t75" style="width:13pt;height:10pt" o:ole="">
             <v:imagedata r:id="rId147" o:title=""/>
           </v:shape>
-          <o:OLEObject Type="Embed" ProgID="Equation.DSMT4" ShapeID="_x0000_i1101" DrawAspect="Content" ObjectID="_1836493979" r:id="rId148"/>
+          <o:OLEObject Type="Embed" ProgID="Equation.DSMT4" ShapeID="_x0000_i1101" DrawAspect="Content" ObjectID="_1836760092" r:id="rId148"/>
         </w:object>
       </w:r>
       <w:r>
@@ -2380,7 +2835,7 @@
           <v:shape id="_x0000_i1102" type="#_x0000_t75" style="width:95pt;height:35pt" o:ole="">
             <v:imagedata r:id="rId149" o:title=""/>
           </v:shape>
-          <o:OLEObject Type="Embed" ProgID="Equation.DSMT4" ShapeID="_x0000_i1102" DrawAspect="Content" ObjectID="_1836493980" r:id="rId150"/>
+          <o:OLEObject Type="Embed" ProgID="Equation.DSMT4" ShapeID="_x0000_i1102" DrawAspect="Content" ObjectID="_1836760093" r:id="rId150"/>
         </w:object>
       </w:r>
       <w:r>
@@ -2402,16 +2857,34 @@
           <v:shape id="_x0000_i1103" type="#_x0000_t75" style="width:98pt;height:35pt" o:ole="">
             <v:imagedata r:id="rId151" o:title=""/>
           </v:shape>
-          <o:OLEObject Type="Embed" ProgID="Equation.DSMT4" ShapeID="_x0000_i1103" DrawAspect="Content" ObjectID="_1836493981" r:id="rId152"/>
-        </w:object>
-      </w:r>
-      <w:r>
-        <w:rPr>
-          <w:rFonts w:asciiTheme="minorHAnsi" w:hAnsiTheme="minorHAnsi" w:cstheme="minorHAnsi"/>
-          <w:sz w:val="22"/>
-          <w:szCs w:val="22"/>
-        </w:rPr>
-        <w:t xml:space="preserve"> Then </w:t>
+          <o:OLEObject Type="Embed" ProgID="Equation.DSMT4" ShapeID="_x0000_i1103" DrawAspect="Content" ObjectID="_1836760094" r:id="rId152"/>
+        </w:object>
+      </w:r>
+      <w:r>
+        <w:rPr>
+          <w:rFonts w:asciiTheme="minorHAnsi" w:hAnsiTheme="minorHAnsi" w:cstheme="minorHAnsi"/>
+          <w:sz w:val="22"/>
+          <w:szCs w:val="22"/>
+        </w:rPr>
+        <w:t xml:space="preserve"> </w:t>
+      </w:r>
+      <w:proofErr w:type="gramStart"/>
+      <w:r>
+        <w:rPr>
+          <w:rFonts w:asciiTheme="minorHAnsi" w:hAnsiTheme="minorHAnsi" w:cstheme="minorHAnsi"/>
+          <w:sz w:val="22"/>
+          <w:szCs w:val="22"/>
+        </w:rPr>
+        <w:t>Then</w:t>
+      </w:r>
+      <w:proofErr w:type="gramEnd"/>
+      <w:r>
+        <w:rPr>
+          <w:rFonts w:asciiTheme="minorHAnsi" w:hAnsiTheme="minorHAnsi" w:cstheme="minorHAnsi"/>
+          <w:sz w:val="22"/>
+          <w:szCs w:val="22"/>
+        </w:rPr>
+        <w:t xml:space="preserve"> </w:t>
       </w:r>
       <w:r>
         <w:rPr>
@@ -2424,7 +2897,7 @@
           <v:shape id="_x0000_i1104" type="#_x0000_t75" style="width:31pt;height:13pt" o:ole="">
             <v:imagedata r:id="rId153" o:title=""/>
           </v:shape>
-          <o:OLEObject Type="Embed" ProgID="Equation.DSMT4" ShapeID="_x0000_i1104" DrawAspect="Content" ObjectID="_1836493982" r:id="rId154"/>
+          <o:OLEObject Type="Embed" ProgID="Equation.DSMT4" ShapeID="_x0000_i1104" DrawAspect="Content" ObjectID="_1836760095" r:id="rId154"/>
         </w:object>
       </w:r>
       <w:r>
@@ -2466,6 +2939,7 @@
           <w:sz w:val="22"/>
           <w:szCs w:val="22"/>
         </w:rPr>
+        <w:lastRenderedPageBreak/>
         <w:t xml:space="preserve">Q7: </w:t>
       </w:r>
       <w:r>
@@ -2487,7 +2961,7 @@
           <v:shape id="_x0000_i1105" type="#_x0000_t75" style="width:180pt;height:20pt" o:ole="">
             <v:imagedata r:id="rId155" o:title=""/>
           </v:shape>
-          <o:OLEObject Type="Embed" ProgID="Equation.DSMT4" ShapeID="_x0000_i1105" DrawAspect="Content" ObjectID="_1836493983" r:id="rId156"/>
+          <o:OLEObject Type="Embed" ProgID="Equation.DSMT4" ShapeID="_x0000_i1105" DrawAspect="Content" ObjectID="_1836760096" r:id="rId156"/>
         </w:object>
       </w:r>
       <w:r>
@@ -2603,7 +3077,7 @@
           <v:shape id="_x0000_i1107" type="#_x0000_t75" style="width:112pt;height:22pt" o:ole="">
             <v:imagedata r:id="rId157" o:title=""/>
           </v:shape>
-          <o:OLEObject Type="Embed" ProgID="Equation.DSMT4" ShapeID="_x0000_i1107" DrawAspect="Content" ObjectID="_1836493984" r:id="rId158"/>
+          <o:OLEObject Type="Embed" ProgID="Equation.DSMT4" ShapeID="_x0000_i1107" DrawAspect="Content" ObjectID="_1836760097" r:id="rId158"/>
         </w:object>
       </w:r>
       <w:r>
@@ -2617,7 +3091,7 @@
           <v:shape id="_x0000_i1108" type="#_x0000_t75" style="width:122pt;height:28pt" o:ole="">
             <v:imagedata r:id="rId159" o:title=""/>
           </v:shape>
-          <o:OLEObject Type="Embed" ProgID="Equation.DSMT4" ShapeID="_x0000_i1108" DrawAspect="Content" ObjectID="_1836493985" r:id="rId160"/>
+          <o:OLEObject Type="Embed" ProgID="Equation.DSMT4" ShapeID="_x0000_i1108" DrawAspect="Content" ObjectID="_1836760098" r:id="rId160"/>
         </w:object>
       </w:r>
       <w:r>
@@ -2631,7 +3105,7 @@
           <v:shape id="_x0000_i1109" type="#_x0000_t75" style="width:111pt;height:22pt" o:ole="">
             <v:imagedata r:id="rId161" o:title=""/>
           </v:shape>
-          <o:OLEObject Type="Embed" ProgID="Equation.DSMT4" ShapeID="_x0000_i1109" DrawAspect="Content" ObjectID="_1836493986" r:id="rId162"/>
+          <o:OLEObject Type="Embed" ProgID="Equation.DSMT4" ShapeID="_x0000_i1109" DrawAspect="Content" ObjectID="_1836760099" r:id="rId162"/>
         </w:object>
       </w:r>
       <w:r>
@@ -2677,7 +3151,7 @@
           <v:shape id="_x0000_i1110" type="#_x0000_t75" style="width:89pt;height:22pt" o:ole="">
             <v:imagedata r:id="rId163" o:title=""/>
           </v:shape>
-          <o:OLEObject Type="Embed" ProgID="Equation.DSMT4" ShapeID="_x0000_i1110" DrawAspect="Content" ObjectID="_1836493987" r:id="rId164"/>
+          <o:OLEObject Type="Embed" ProgID="Equation.DSMT4" ShapeID="_x0000_i1110" DrawAspect="Content" ObjectID="_1836760100" r:id="rId164"/>
         </w:object>
       </w:r>
       <w:r>
@@ -2719,7 +3193,6 @@
           <w:sz w:val="22"/>
           <w:szCs w:val="22"/>
         </w:rPr>
-        <w:lastRenderedPageBreak/>
         <w:t xml:space="preserve">Q2: </w:t>
       </w:r>
       <w:r>
@@ -2741,7 +3214,7 @@
           <v:shape id="_x0000_i1111" type="#_x0000_t75" style="width:143pt;height:22pt" o:ole="">
             <v:imagedata r:id="rId165" o:title=""/>
           </v:shape>
-          <o:OLEObject Type="Embed" ProgID="Equation.DSMT4" ShapeID="_x0000_i1111" DrawAspect="Content" ObjectID="_1836493988" r:id="rId166"/>
+          <o:OLEObject Type="Embed" ProgID="Equation.DSMT4" ShapeID="_x0000_i1111" DrawAspect="Content" ObjectID="_1836760101" r:id="rId166"/>
         </w:object>
       </w:r>
       <w:r>
@@ -2755,9 +3228,10 @@
           <v:shape id="_x0000_i1112" type="#_x0000_t75" style="width:93pt;height:20pt" o:ole="">
             <v:imagedata r:id="rId167" o:title=""/>
           </v:shape>
-          <o:OLEObject Type="Embed" ProgID="Equation.DSMT4" ShapeID="_x0000_i1112" DrawAspect="Content" ObjectID="_1836493989" r:id="rId168"/>
-        </w:object>
-      </w:r>
+          <o:OLEObject Type="Embed" ProgID="Equation.DSMT4" ShapeID="_x0000_i1112" DrawAspect="Content" ObjectID="_1836760102" r:id="rId168"/>
+        </w:object>
+      </w:r>
+      <w:proofErr w:type="gramStart"/>
       <w:r>
         <w:rPr>
           <w:rFonts w:asciiTheme="minorHAnsi" w:hAnsiTheme="minorHAnsi" w:cstheme="minorHAnsi"/>
@@ -2766,6 +3240,7 @@
         </w:rPr>
         <w:t xml:space="preserve">and </w:t>
       </w:r>
+      <w:proofErr w:type="gramEnd"/>
       <w:r>
         <w:rPr>
           <w:rFonts w:asciiTheme="minorHAnsi" w:hAnsiTheme="minorHAnsi" w:cstheme="minorHAnsi"/>
@@ -2777,7 +3252,7 @@
           <v:shape id="_x0000_i1113" type="#_x0000_t75" style="width:80pt;height:20pt" o:ole="">
             <v:imagedata r:id="rId169" o:title=""/>
           </v:shape>
-          <o:OLEObject Type="Embed" ProgID="Equation.DSMT4" ShapeID="_x0000_i1113" DrawAspect="Content" ObjectID="_1836493990" r:id="rId170"/>
+          <o:OLEObject Type="Embed" ProgID="Equation.DSMT4" ShapeID="_x0000_i1113" DrawAspect="Content" ObjectID="_1836760103" r:id="rId170"/>
         </w:object>
       </w:r>
       <w:r>
@@ -2807,7 +3282,7 @@
           <v:shape id="_x0000_i1114" type="#_x0000_t75" style="width:61pt;height:20pt" o:ole="">
             <v:imagedata r:id="rId171" o:title=""/>
           </v:shape>
-          <o:OLEObject Type="Embed" ProgID="Equation.DSMT4" ShapeID="_x0000_i1114" DrawAspect="Content" ObjectID="_1836493991" r:id="rId172"/>
+          <o:OLEObject Type="Embed" ProgID="Equation.DSMT4" ShapeID="_x0000_i1114" DrawAspect="Content" ObjectID="_1836760104" r:id="rId172"/>
         </w:object>
       </w:r>
       <w:r>
@@ -2870,24 +3345,42 @@
           <v:shape id="_x0000_i1115" type="#_x0000_t75" style="width:68pt;height:20pt" o:ole="">
             <v:imagedata r:id="rId173" o:title=""/>
           </v:shape>
-          <o:OLEObject Type="Embed" ProgID="Equation.DSMT4" ShapeID="_x0000_i1115" DrawAspect="Content" ObjectID="_1836493992" r:id="rId174"/>
-        </w:object>
-      </w:r>
-      <w:r>
-        <w:rPr>
-          <w:rFonts w:asciiTheme="minorHAnsi" w:hAnsiTheme="minorHAnsi" w:cstheme="minorHAnsi"/>
-          <w:sz w:val="22"/>
-          <w:szCs w:val="22"/>
-        </w:rPr>
-        <w:t>is a 3-digit number}</w:t>
-      </w:r>
-      <w:r>
-        <w:rPr>
-          <w:rFonts w:asciiTheme="minorHAnsi" w:hAnsiTheme="minorHAnsi" w:cstheme="minorHAnsi"/>
-          <w:sz w:val="22"/>
-          <w:szCs w:val="22"/>
-        </w:rPr>
-        <w:t xml:space="preserve"> , </w:t>
+          <o:OLEObject Type="Embed" ProgID="Equation.DSMT4" ShapeID="_x0000_i1115" DrawAspect="Content" ObjectID="_1836760105" r:id="rId174"/>
+        </w:object>
+      </w:r>
+      <w:r>
+        <w:rPr>
+          <w:rFonts w:asciiTheme="minorHAnsi" w:hAnsiTheme="minorHAnsi" w:cstheme="minorHAnsi"/>
+          <w:sz w:val="22"/>
+          <w:szCs w:val="22"/>
+        </w:rPr>
+        <w:t>is a 3-digit number</w:t>
+      </w:r>
+      <w:proofErr w:type="gramStart"/>
+      <w:r>
+        <w:rPr>
+          <w:rFonts w:asciiTheme="minorHAnsi" w:hAnsiTheme="minorHAnsi" w:cstheme="minorHAnsi"/>
+          <w:sz w:val="22"/>
+          <w:szCs w:val="22"/>
+        </w:rPr>
+        <w:t>}</w:t>
+      </w:r>
+      <w:r>
+        <w:rPr>
+          <w:rFonts w:asciiTheme="minorHAnsi" w:hAnsiTheme="minorHAnsi" w:cstheme="minorHAnsi"/>
+          <w:sz w:val="22"/>
+          <w:szCs w:val="22"/>
+        </w:rPr>
+        <w:t xml:space="preserve"> ,</w:t>
+      </w:r>
+      <w:proofErr w:type="gramEnd"/>
+      <w:r>
+        <w:rPr>
+          <w:rFonts w:asciiTheme="minorHAnsi" w:hAnsiTheme="minorHAnsi" w:cstheme="minorHAnsi"/>
+          <w:sz w:val="22"/>
+          <w:szCs w:val="22"/>
+        </w:rPr>
+        <w:t xml:space="preserve"> </w:t>
       </w:r>
       <w:r>
         <w:rPr>
@@ -2900,7 +3393,7 @@
           <v:shape id="_x0000_i1116" type="#_x0000_t75" style="width:96pt;height:20pt" o:ole="">
             <v:imagedata r:id="rId175" o:title=""/>
           </v:shape>
-          <o:OLEObject Type="Embed" ProgID="Equation.DSMT4" ShapeID="_x0000_i1116" DrawAspect="Content" ObjectID="_1836493993" r:id="rId176"/>
+          <o:OLEObject Type="Embed" ProgID="Equation.DSMT4" ShapeID="_x0000_i1116" DrawAspect="Content" ObjectID="_1836760106" r:id="rId176"/>
         </w:object>
       </w:r>
       <w:r>
@@ -2922,7 +3415,7 @@
           <v:shape id="_x0000_i1117" type="#_x0000_t75" style="width:94pt;height:20pt" o:ole="">
             <v:imagedata r:id="rId177" o:title=""/>
           </v:shape>
-          <o:OLEObject Type="Embed" ProgID="Equation.DSMT4" ShapeID="_x0000_i1117" DrawAspect="Content" ObjectID="_1836493994" r:id="rId178"/>
+          <o:OLEObject Type="Embed" ProgID="Equation.DSMT4" ShapeID="_x0000_i1117" DrawAspect="Content" ObjectID="_1836760107" r:id="rId178"/>
         </w:object>
       </w:r>
       <w:r>
@@ -2944,7 +3437,7 @@
           <v:shape id="_x0000_i1118" type="#_x0000_t75" style="width:57pt;height:20pt" o:ole="">
             <v:imagedata r:id="rId179" o:title=""/>
           </v:shape>
-          <o:OLEObject Type="Embed" ProgID="Equation.DSMT4" ShapeID="_x0000_i1118" DrawAspect="Content" ObjectID="_1836493995" r:id="rId180"/>
+          <o:OLEObject Type="Embed" ProgID="Equation.DSMT4" ShapeID="_x0000_i1118" DrawAspect="Content" ObjectID="_1836760108" r:id="rId180"/>
         </w:object>
       </w:r>
       <w:r>
@@ -2974,17 +3467,27 @@
           <v:shape id="_x0000_i1119" type="#_x0000_t75" style="width:63pt;height:20pt" o:ole="">
             <v:imagedata r:id="rId181" o:title=""/>
           </v:shape>
-          <o:OLEObject Type="Embed" ProgID="Equation.DSMT4" ShapeID="_x0000_i1119" DrawAspect="Content" ObjectID="_1836493996" r:id="rId182"/>
-        </w:object>
-      </w:r>
-      <w:r>
-        <w:rPr>
-          <w:rFonts w:asciiTheme="minorHAnsi" w:hAnsiTheme="minorHAnsi" w:cstheme="minorHAnsi"/>
-          <w:sz w:val="22"/>
-          <w:szCs w:val="22"/>
-        </w:rPr>
-        <w:t xml:space="preserve"> is </w:t>
-      </w:r>
+          <o:OLEObject Type="Embed" ProgID="Equation.DSMT4" ShapeID="_x0000_i1119" DrawAspect="Content" ObjectID="_1836760109" r:id="rId182"/>
+        </w:object>
+      </w:r>
+      <w:r>
+        <w:rPr>
+          <w:rFonts w:asciiTheme="minorHAnsi" w:hAnsiTheme="minorHAnsi" w:cstheme="minorHAnsi"/>
+          <w:sz w:val="22"/>
+          <w:szCs w:val="22"/>
+        </w:rPr>
+        <w:t xml:space="preserve"> </w:t>
+      </w:r>
+      <w:proofErr w:type="gramStart"/>
+      <w:r>
+        <w:rPr>
+          <w:rFonts w:asciiTheme="minorHAnsi" w:hAnsiTheme="minorHAnsi" w:cstheme="minorHAnsi"/>
+          <w:sz w:val="22"/>
+          <w:szCs w:val="22"/>
+        </w:rPr>
+        <w:t xml:space="preserve">is </w:t>
+      </w:r>
+      <w:proofErr w:type="gramEnd"/>
       <w:r>
         <w:rPr>
           <w:rFonts w:asciiTheme="minorHAnsi" w:hAnsiTheme="minorHAnsi" w:cstheme="minorHAnsi"/>
@@ -2996,7 +3499,7 @@
           <v:shape id="_x0000_i1120" type="#_x0000_t75" style="width:49pt;height:14pt" o:ole="">
             <v:imagedata r:id="rId183" o:title=""/>
           </v:shape>
-          <o:OLEObject Type="Embed" ProgID="Equation.DSMT4" ShapeID="_x0000_i1120" DrawAspect="Content" ObjectID="_1836493997" r:id="rId184"/>
+          <o:OLEObject Type="Embed" ProgID="Equation.DSMT4" ShapeID="_x0000_i1120" DrawAspect="Content" ObjectID="_1836760110" r:id="rId184"/>
         </w:object>
       </w:r>
       <w:r>
@@ -3018,7 +3521,7 @@
           <v:shape id="_x0000_i1121" type="#_x0000_t75" style="width:7pt;height:14pt" o:ole="">
             <v:imagedata r:id="rId185" o:title=""/>
           </v:shape>
-          <o:OLEObject Type="Embed" ProgID="Equation.DSMT4" ShapeID="_x0000_i1121" DrawAspect="Content" ObjectID="_1836493998" r:id="rId186"/>
+          <o:OLEObject Type="Embed" ProgID="Equation.DSMT4" ShapeID="_x0000_i1121" DrawAspect="Content" ObjectID="_1836760111" r:id="rId186"/>
         </w:object>
       </w:r>
       <w:r>
@@ -3196,7 +3699,51 @@
           <w:szCs w:val="22"/>
           <w:shd w:val="clear" w:color="auto" w:fill="FFFFFF"/>
         </w:rPr>
-        <w:t>Set A has m elements and set B has n elements. If the total number of subsets of A is 112 more than the total number of subsets of B, then the value of m.n is </w:t>
+        <w:t xml:space="preserve">Set A has m elements and set B has n elements. If the total number of subsets of A is 112 more than the total number of subsets of B, then the value of </w:t>
+      </w:r>
+      <w:proofErr w:type="spellStart"/>
+      <w:r>
+        <w:rPr>
+          <w:rFonts w:asciiTheme="minorHAnsi" w:hAnsiTheme="minorHAnsi" w:cstheme="minorHAnsi"/>
+          <w:color w:val="121212"/>
+          <w:sz w:val="22"/>
+          <w:szCs w:val="22"/>
+          <w:shd w:val="clear" w:color="auto" w:fill="FFFFFF"/>
+        </w:rPr>
+        <w:t>m.n</w:t>
+      </w:r>
+      <w:proofErr w:type="spellEnd"/>
+      <w:r>
+        <w:rPr>
+          <w:rFonts w:asciiTheme="minorHAnsi" w:hAnsiTheme="minorHAnsi" w:cstheme="minorHAnsi"/>
+          <w:color w:val="121212"/>
+          <w:sz w:val="22"/>
+          <w:szCs w:val="22"/>
+          <w:shd w:val="clear" w:color="auto" w:fill="FFFFFF"/>
+        </w:rPr>
+        <w:t xml:space="preserve"> </w:t>
+      </w:r>
+      <w:proofErr w:type="gramStart"/>
+      <w:r>
+        <w:rPr>
+          <w:rFonts w:asciiTheme="minorHAnsi" w:hAnsiTheme="minorHAnsi" w:cstheme="minorHAnsi"/>
+          <w:color w:val="121212"/>
+          <w:sz w:val="22"/>
+          <w:szCs w:val="22"/>
+          <w:shd w:val="clear" w:color="auto" w:fill="FFFFFF"/>
+        </w:rPr>
+        <w:t>is</w:t>
+      </w:r>
+      <w:proofErr w:type="gramEnd"/>
+      <w:r>
+        <w:rPr>
+          <w:rFonts w:asciiTheme="minorHAnsi" w:hAnsiTheme="minorHAnsi" w:cstheme="minorHAnsi"/>
+          <w:color w:val="121212"/>
+          <w:sz w:val="22"/>
+          <w:szCs w:val="22"/>
+          <w:shd w:val="clear" w:color="auto" w:fill="FFFFFF"/>
+        </w:rPr>
+        <w:t> </w:t>
       </w:r>
       <w:r>
         <w:rPr>
@@ -3238,8 +3785,18 @@
           <w:sz w:val="22"/>
           <w:szCs w:val="22"/>
         </w:rPr>
-        <w:t xml:space="preserve"> Let </w:t>
-      </w:r>
+        <w:t xml:space="preserve"> </w:t>
+      </w:r>
+      <w:proofErr w:type="gramStart"/>
+      <w:r>
+        <w:rPr>
+          <w:rFonts w:asciiTheme="minorHAnsi" w:hAnsiTheme="minorHAnsi" w:cstheme="minorHAnsi"/>
+          <w:sz w:val="22"/>
+          <w:szCs w:val="22"/>
+        </w:rPr>
+        <w:t xml:space="preserve">Let </w:t>
+      </w:r>
+      <w:proofErr w:type="gramEnd"/>
       <w:r>
         <w:rPr>
           <w:rFonts w:asciiTheme="minorHAnsi" w:hAnsiTheme="minorHAnsi" w:cstheme="minorHAnsi"/>
@@ -3251,7 +3808,7 @@
           <v:shape id="_x0000_i1123" type="#_x0000_t75" style="width:114pt;height:20pt" o:ole="">
             <v:imagedata r:id="rId187" o:title=""/>
           </v:shape>
-          <o:OLEObject Type="Embed" ProgID="Equation.DSMT4" ShapeID="_x0000_i1123" DrawAspect="Content" ObjectID="_1836493999" r:id="rId188"/>
+          <o:OLEObject Type="Embed" ProgID="Equation.DSMT4" ShapeID="_x0000_i1123" DrawAspect="Content" ObjectID="_1836760112" r:id="rId188"/>
         </w:object>
       </w:r>
       <w:r>
@@ -3273,7 +3830,7 @@
           <v:shape id="_x0000_i1124" type="#_x0000_t75" style="width:70pt;height:20pt" o:ole="">
             <v:imagedata r:id="rId189" o:title=""/>
           </v:shape>
-          <o:OLEObject Type="Embed" ProgID="Equation.DSMT4" ShapeID="_x0000_i1124" DrawAspect="Content" ObjectID="_1836494000" r:id="rId190"/>
+          <o:OLEObject Type="Embed" ProgID="Equation.DSMT4" ShapeID="_x0000_i1124" DrawAspect="Content" ObjectID="_1836760113" r:id="rId190"/>
         </w:object>
       </w:r>
       <w:r>
@@ -3303,7 +3860,7 @@
           <v:shape id="_x0000_i1125" type="#_x0000_t75" style="width:70pt;height:20pt" o:ole="">
             <v:imagedata r:id="rId191" o:title=""/>
           </v:shape>
-          <o:OLEObject Type="Embed" ProgID="Equation.DSMT4" ShapeID="_x0000_i1125" DrawAspect="Content" ObjectID="_1836494001" r:id="rId192"/>
+          <o:OLEObject Type="Embed" ProgID="Equation.DSMT4" ShapeID="_x0000_i1125" DrawAspect="Content" ObjectID="_1836760114" r:id="rId192"/>
         </w:object>
       </w:r>
       <w:r>
